--- a/docs/da/references/01. 공공기관 데이터 표준체계 정의서.docx
+++ b/docs/da/references/01. 공공기관 데이터 표준체계 정의서.docx
@@ -9634,6 +9634,3197 @@
           <w:t xml:space="preserve">공공데이터포털 공공데이터 품질관리 (공통표준용어, 품질관리 매뉴얼)</w:t>
         </w:r>
       </w:hyperlink>
+    </w:p>
+    <w:p>
+      <w:pPr>
+        <w:pStyle w:val="Heading2"/>
+      </w:pPr>
+      <w:r>
+        <w:t>8.5 PostgreSQL 네이티브 시스템 적용 프로파일 [보완 2026-10-14]</w:t>
+      </w:r>
+    </w:p>
+    <w:p>
+      <w:r>
+        <w:t>이 절은 구 정본(docs/da/데이터표준규칙.md v2.4, README.md §3·§6, .claude/hooks/da-ddl-guard.mjs)과 프로젝트 지시(CLAUDE.md DB 규칙)에 있던 규칙 가운데 이 정의서에 빠졌거나 8.3 STD-01~08(Oracle 기준)과 반대인 것을 PostgreSQL 네이티브 시스템(Supabase 등 변환 원천 없이 PostgreSQL이 주 DBMS인 시스템)용 예외·대체 규칙으로 정한다. 주 DBMS가 PostgreSQL인 시스템은 8.3 표를 아래 표로 바꿔 읽는다. 8.3의 Oracle 문법·명명은 Oracle 시스템에만 적용한다. (출처: 10_modeler_gap §2 C1~C9, 10_quality_gap §2 C1~C8)</w:t>
+      </w:r>
+    </w:p>
+    <w:p>
+      <w:r>
+        <w:t>접두사 목록과 PostgreSQL 적용값의 정본은 이 절 한 곳에만 둔다. 운영 Hook(da-ddl-guard)과 README §3는 이 목록을 참조하도록 후속 정비한다. (출처: 데이터표준규칙 §2-1, Hook PREFIX_RE — 현재 3곳이 23종/22종/8종으로 어긋나 있음)</w:t>
+      </w:r>
+    </w:p>
+    <w:tbl>
+      <w:tblPr>
+        <w:tblStyle w:val="TableGrid"/>
+        <w:tblW w:type="auto" w:w="0"/>
+        <w:tblLook w:firstColumn="1" w:firstRow="1" w:lastColumn="0" w:lastRow="0" w:noHBand="0" w:noVBand="1" w:val="04A0"/>
+      </w:tblPr>
+      <w:tblGrid>
+        <w:gridCol w:w="2340"/>
+        <w:gridCol w:w="2340"/>
+        <w:gridCol w:w="2340"/>
+        <w:gridCol w:w="2340"/>
+      </w:tblGrid>
+      <w:tr>
+        <w:tc>
+          <w:tcPr>
+            <w:tcW w:type="dxa" w:w="2340"/>
+          </w:tcPr>
+          <w:p>
+            <w:r>
+              <w:t>항목</w:t>
+            </w:r>
+          </w:p>
+        </w:tc>
+        <w:tc>
+          <w:tcPr>
+            <w:tcW w:type="dxa" w:w="2340"/>
+          </w:tcPr>
+          <w:p>
+            <w:r>
+              <w:t>8.3 (Oracle 기준)</w:t>
+            </w:r>
+          </w:p>
+        </w:tc>
+        <w:tc>
+          <w:tcPr>
+            <w:tcW w:type="dxa" w:w="2340"/>
+          </w:tcPr>
+          <w:p>
+            <w:r>
+              <w:t>PostgreSQL 네이티브 적용값</w:t>
+            </w:r>
+          </w:p>
+        </w:tc>
+        <w:tc>
+          <w:tcPr>
+            <w:tcW w:type="dxa" w:w="2340"/>
+          </w:tcPr>
+          <w:p>
+            <w:r>
+              <w:t>출처</w:t>
+            </w:r>
+          </w:p>
+        </w:tc>
+      </w:tr>
+      <w:tr>
+        <w:tc>
+          <w:tcPr>
+            <w:tcW w:type="dxa" w:w="2340"/>
+          </w:tcPr>
+          <w:p>
+            <w:r>
+              <w:t>STD-01 문자 타입</w:t>
+            </w:r>
+          </w:p>
+        </w:tc>
+        <w:tc>
+          <w:tcPr>
+            <w:tcW w:type="dxa" w:w="2340"/>
+          </w:tcPr>
+          <w:p>
+            <w:r>
+              <w:t>VARCHAR2(n CHAR), CHAR 금지</w:t>
+            </w:r>
+          </w:p>
+        </w:tc>
+        <w:tc>
+          <w:tcPr>
+            <w:tcW w:type="dxa" w:w="2340"/>
+          </w:tcPr>
+          <w:p>
+            <w:r>
+              <w:t>TEXT 또는 VARCHAR(n). CHAR 금지는 길이 2 이상 텍스트에 적용하고, 고정 1자 여부 컬럼은 CHECK 제약과 함께 CHAR(1)을 허용한다</w:t>
+            </w:r>
+          </w:p>
+        </w:tc>
+        <w:tc>
+          <w:tcPr>
+            <w:tcW w:type="dxa" w:w="2340"/>
+          </w:tcPr>
+          <w:p>
+            <w:r>
+              <w:t>데이터표준규칙 §3-4, da-leader 협상 불가 3원칙</w:t>
+            </w:r>
+          </w:p>
+        </w:tc>
+      </w:tr>
+      <w:tr>
+        <w:tc>
+          <w:tcPr>
+            <w:tcW w:type="dxa" w:w="2340"/>
+          </w:tcPr>
+          <w:p>
+            <w:r>
+              <w:t>STD-02·07 날짜·일시</w:t>
+            </w:r>
+          </w:p>
+        </w:tc>
+        <w:tc>
+          <w:tcPr>
+            <w:tcW w:type="dxa" w:w="2340"/>
+          </w:tcPr>
+          <w:p>
+            <w:r>
+              <w:t>DATE만, UTC는 글로벌 서비스 한정</w:t>
+            </w:r>
+          </w:p>
+        </w:tc>
+        <w:tc>
+          <w:tcPr>
+            <w:tcW w:type="dxa" w:w="2340"/>
+          </w:tcPr>
+          <w:p>
+            <w:r>
+              <w:t>일자 DATE, 일시 TIMESTAMPTZ(UTC 저장, 세션 시간대 UTC, 전 테이블). TIMESTAMP WITHOUT TIME ZONE과 문자형 날짜(_dt·_dtm 컬럼의 VARCHAR·TEXT·CHAR) 금지</w:t>
+            </w:r>
+          </w:p>
+        </w:tc>
+        <w:tc>
+          <w:tcPr>
+            <w:tcW w:type="dxa" w:w="2340"/>
+          </w:tcPr>
+          <w:p>
+            <w:r>
+              <w:t>데이터표준규칙 §3-5, Hook R4</w:t>
+            </w:r>
+          </w:p>
+        </w:tc>
+      </w:tr>
+      <w:tr>
+        <w:tc>
+          <w:tcPr>
+            <w:tcW w:type="dxa" w:w="2340"/>
+          </w:tcPr>
+          <w:p>
+            <w:r>
+              <w:t>STD-03·04 제약·인덱스 명명</w:t>
+            </w:r>
+          </w:p>
+        </w:tc>
+        <w:tc>
+          <w:tcPr>
+            <w:tcW w:type="dxa" w:w="2340"/>
+          </w:tcPr>
+          <w:p>
+            <w:r>
+              <w:t>PK_테이블명, X_테이블명_NN, 인덱스 5개 한도</w:t>
+            </w:r>
+          </w:p>
+        </w:tc>
+        <w:tc>
+          <w:tcPr>
+            <w:tcW w:type="dxa" w:w="2340"/>
+          </w:tcPr>
+          <w:p>
+            <w:r>
+              <w:t>PK &lt;테이블&gt;_pkey, UNIQUE &lt;테이블&gt;_&lt;컬럼&gt;_key, FK &lt;자식&gt;_&lt;부모&gt;_id_fkey, CHECK &lt;테이블&gt;_&lt;컬럼&gt;_check, 인덱스 idx_&lt;테이블&gt;_&lt;컬럼&gt;. 인덱스 개수 한도는 두지 않고 6개 이상이면 설계서에 사유를 적는다. 부분일치 검색 컬럼은 pg_trgm GIN(gin_trgm_ops), 논리삭제 테이블의 조회 인덱스는 WHERE del_yn='N' 부분 인덱스로 만든다</w:t>
+            </w:r>
+          </w:p>
+        </w:tc>
+        <w:tc>
+          <w:tcPr>
+            <w:tcW w:type="dxa" w:w="2340"/>
+          </w:tcPr>
+          <w:p>
+            <w:r>
+              <w:t>데이터표준규칙 §5, da-modeler 정의</w:t>
+            </w:r>
+          </w:p>
+        </w:tc>
+      </w:tr>
+      <w:tr>
+        <w:tc>
+          <w:tcPr>
+            <w:tcW w:type="dxa" w:w="2340"/>
+          </w:tcPr>
+          <w:p>
+            <w:r>
+              <w:t>STD-05 시스템 컬럼</w:t>
+            </w:r>
+          </w:p>
+        </w:tc>
+        <w:tc>
+          <w:tcPr>
+            <w:tcW w:type="dxa" w:w="2340"/>
+          </w:tcPr>
+          <w:p>
+            <w:r>
+              <w:t>RG_ID·RG_DTM·MD_ID·MD_DTM, VARCHAR2(20)/DATE/SYSDATE</w:t>
+            </w:r>
+          </w:p>
+        </w:tc>
+        <w:tc>
+          <w:tcPr>
+            <w:tcW w:type="dxa" w:w="2340"/>
+          </w:tcPr>
+          <w:p>
+            <w:r>
+              <w:t>regr_id TEXT NOT NULL DEFAULT 'ADMIN', reg_dtm TIMESTAMPTZ NOT NULL DEFAULT CURRENT_TIMESTAMP, modr_id TEXT NOT NULL DEFAULT 'ADMIN', mod_dtm TIMESTAMPTZ NOT NULL DEFAULT CURRENT_TIMESTAMP — 이 순서로 테이블 마지막 4개. 복합어 REGR(등록자)·MODR(변경자), 논리명은 '수정자'가 아니라 '변경자'. 프레임워크 기본 컬럼명(created_at·updated_at·createdAt·create_dt 등)은 시스템 컬럼 위반으로 본다. 기본값 'ADMIN'은 배치·시스템 생성분용이며 사용자가 처리한 행에는 처리자 ID를 넣는다</w:t>
+            </w:r>
+          </w:p>
+        </w:tc>
+        <w:tc>
+          <w:tcPr>
+            <w:tcW w:type="dxa" w:w="2340"/>
+          </w:tcPr>
+          <w:p>
+            <w:r>
+              <w:t>데이터표준규칙 §3-1·§10 #8~#13</w:t>
+            </w:r>
+          </w:p>
+        </w:tc>
+      </w:tr>
+      <w:tr>
+        <w:tc>
+          <w:tcPr>
+            <w:tcW w:type="dxa" w:w="2340"/>
+          </w:tcPr>
+          <w:p>
+            <w:r>
+              <w:t>STD-06 여부 컬럼</w:t>
+            </w:r>
+          </w:p>
+        </w:tc>
+        <w:tc>
+          <w:tcPr>
+            <w:tcW w:type="dxa" w:w="2340"/>
+          </w:tcPr>
+          <w:p>
+            <w:r>
+              <w:t>VARCHAR2(1) NOT NULL DEFAULT 'N'</w:t>
+            </w:r>
+          </w:p>
+        </w:tc>
+        <w:tc>
+          <w:tcPr>
+            <w:tcW w:type="dxa" w:w="2340"/>
+          </w:tcPr>
+          <w:p>
+            <w:r>
+              <w:t>CHAR(1) NOT NULL DEFAULT 'N' CHECK (&lt;컬럼&gt; IN ('Y','N')). BOOLEAN은 쓰지 않는다</w:t>
+            </w:r>
+          </w:p>
+        </w:tc>
+        <w:tc>
+          <w:tcPr>
+            <w:tcW w:type="dxa" w:w="2340"/>
+          </w:tcPr>
+          <w:p>
+            <w:r>
+              <w:t>데이터표준규칙 §3-4</w:t>
+            </w:r>
+          </w:p>
+        </w:tc>
+      </w:tr>
+      <w:tr>
+        <w:tc>
+          <w:tcPr>
+            <w:tcW w:type="dxa" w:w="2340"/>
+          </w:tcPr>
+          <w:p>
+            <w:r>
+              <w:t>STD-08 FK</w:t>
+            </w:r>
+          </w:p>
+        </w:tc>
+        <w:tc>
+          <w:tcPr>
+            <w:tcW w:type="dxa" w:w="2340"/>
+          </w:tcPr>
+          <w:p>
+            <w:r>
+              <w:t>FK 제약조건 사용 안 함</w:t>
+            </w:r>
+          </w:p>
+        </w:tc>
+        <w:tc>
+          <w:tcPr>
+            <w:tcW w:type="dxa" w:w="2340"/>
+          </w:tcPr>
+          <w:p>
+            <w:r>
+              <w:t>적용 제외. 조회 API가 DB의 FK 관계에 의존하는 시스템(PostgREST·Supabase 임베디드 조인)은 FK를 유지하며 신규 관계도 FK로 만든다. 별표 1 R11은 이 시스템에 적용하지 않는다. FK를 무FK로 바꿀 때는 ① 그 관계에 기대는 조회 코드를 별도 조회+병합으로 먼저 바꾸고 ② 배포·검증 뒤 FK를 제거하며, 일괄 제거는 금지하고 관계 단위로 진행한다. 근거: 2026-07-01 FK 62개 일괄 제거로 목록 조회가 붕괴(PGRST200)해 sql/156으로 전량 복구</w:t>
+            </w:r>
+          </w:p>
+        </w:tc>
+        <w:tc>
+          <w:tcPr>
+            <w:tcW w:type="dxa" w:w="2340"/>
+          </w:tcPr>
+          <w:p>
+            <w:r>
+              <w:t>CLAUDE.md FK 정책, da-leader 정의</w:t>
+            </w:r>
+          </w:p>
+        </w:tc>
+      </w:tr>
+      <w:tr>
+        <w:tc>
+          <w:tcPr>
+            <w:tcW w:type="dxa" w:w="2340"/>
+          </w:tcPr>
+          <w:p>
+            <w:r>
+              <w:t>STD-09 논리 삭제 (신설)</w:t>
+            </w:r>
+          </w:p>
+        </w:tc>
+        <w:tc>
+          <w:tcPr>
+            <w:tcW w:type="dxa" w:w="2340"/>
+          </w:tcPr>
+          <w:p>
+            <w:r>
+              <w:t>(없음 — 04 공통 패턴에 권장만)</w:t>
+            </w:r>
+          </w:p>
+        </w:tc>
+        <w:tc>
+          <w:tcPr>
+            <w:tcW w:type="dxa" w:w="2340"/>
+          </w:tcPr>
+          <w:p>
+            <w:r>
+              <w:t>로그·이력(_log·_hist)·임시 테이블을 뺀 모든 운영 테이블은 del_yn CHAR(1) NOT NULL DEFAULT 'N' CHECK (del_yn IN ('Y','N'))와 del_dtm TIMESTAMPTZ를 시스템 컬럼 바로 앞에 둔다. 운영 데이터는 물리 삭제(DELETE·TRUNCATE·DROP TABLE)를 하지 않는다. 예외: 무필터 동기화 대상이라 논리 삭제가 부활을 부르는 테이블(예: 번역 메시지 i18n_message, sql/182)은 DA 승인 후 물리 삭제가 정본이다</w:t>
+            </w:r>
+          </w:p>
+        </w:tc>
+        <w:tc>
+          <w:tcPr>
+            <w:tcW w:type="dxa" w:w="2340"/>
+          </w:tcPr>
+          <w:p>
+            <w:r>
+              <w:t>데이터표준규칙 §4-1·§4-3, 품질점검기준서 §3 P1, CLAUDE.md i18n 절</w:t>
+            </w:r>
+          </w:p>
+        </w:tc>
+      </w:tr>
+      <w:tr>
+        <w:tc>
+          <w:tcPr>
+            <w:tcW w:type="dxa" w:w="2340"/>
+          </w:tcPr>
+          <w:p>
+            <w:r>
+              <w:t>테이블명 (8.1·8.2)</w:t>
+            </w:r>
+          </w:p>
+        </w:tc>
+        <w:tc>
+          <w:tcPr>
+            <w:tcW w:type="dxa" w:w="2340"/>
+          </w:tcPr>
+          <w:p>
+            <w:r>
+              <w:t>TB_ + 주제영역 3자, 영문 대문자</w:t>
+            </w:r>
+          </w:p>
+        </w:tc>
+        <w:tc>
+          <w:tcPr>
+            <w:tcW w:type="dxa" w:w="2340"/>
+          </w:tcPr>
+          <w:p>
+            <w:r>
+              <w:t>업무 접두사(소문자) + 엔터티 약어, 모든 물리명은 소문자 snake_case이고 큰따옴표 식별자를 쓰지 않는다. 승인 접두사 23종: sys_·brd_·std_·pi_·auth_·cod_·msg_·i18n_·approval_·mps_·bean_·evt_·fbck_·stat_·metric_·usr_·ops_·ui_·fee_·promo_·mainnet_·tip_·trans_. 새 접두사는 표준 신규 신청(10장)으로 처리하며 DA 승인 전에는 DDL에 쓰지 않는다. 테이블명은 단수형이며 접두사 뒤 엔터티 단어 3개 이하를 권장하고(25자 한도 병행), 처리 방식 접미사(_sync·_tmp·_new 등)를 붙이지 않는다</w:t>
+            </w:r>
+          </w:p>
+        </w:tc>
+        <w:tc>
+          <w:tcPr>
+            <w:tcW w:type="dxa" w:w="2340"/>
+          </w:tcPr>
+          <w:p>
+            <w:r>
+              <w:t>데이터표준규칙 §2-1·§2-2·§10 #1~#5, Hook R2·R3</w:t>
+            </w:r>
+          </w:p>
+        </w:tc>
+      </w:tr>
+      <w:tr>
+        <w:tc>
+          <w:tcPr>
+            <w:tcW w:type="dxa" w:w="2340"/>
+          </w:tcPr>
+          <w:p>
+            <w:r>
+              <w:t>이력·로그 접미어</w:t>
+            </w:r>
+          </w:p>
+        </w:tc>
+        <w:tc>
+          <w:tcPr>
+            <w:tcW w:type="dxa" w:w="2340"/>
+          </w:tcPr>
+          <w:p>
+            <w:r>
+              <w:t>이력 _HST</w:t>
+            </w:r>
+          </w:p>
+        </w:tc>
+        <w:tc>
+          <w:tcPr>
+            <w:tcW w:type="dxa" w:w="2340"/>
+          </w:tcPr>
+          <w:p>
+            <w:r>
+              <w:t>이력 _hist, 로그 _log (소문자). _hist·_log 종결 테이블은 append-only로 보고 논리삭제 컬럼 의무·물리 삭제 금지·mod_dtm 트리거에서 제외한다. 보존 기간이 지난 행은 파티션 분리 또는 삭제로 정리할 수 있다</w:t>
+            </w:r>
+          </w:p>
+        </w:tc>
+        <w:tc>
+          <w:tcPr>
+            <w:tcW w:type="dxa" w:w="2340"/>
+          </w:tcPr>
+          <w:p>
+            <w:r>
+              <w:t>데이터표준규칙 §4-3·§6 예외, Hook R6</w:t>
+            </w:r>
+          </w:p>
+        </w:tc>
+      </w:tr>
+      <w:tr>
+        <w:tc>
+          <w:tcPr>
+            <w:tcW w:type="dxa" w:w="2340"/>
+          </w:tcPr>
+          <w:p>
+            <w:r>
+              <w:t>PK 채번 (04 §2.2)</w:t>
+            </w:r>
+          </w:p>
+        </w:tc>
+        <w:tc>
+          <w:tcPr>
+            <w:tcW w:type="dxa" w:w="2340"/>
+          </w:tcPr>
+          <w:p>
+            <w:r>
+              <w:t>시퀀스·IDENTITY, '~번호'</w:t>
+            </w:r>
+          </w:p>
+        </w:tc>
+        <w:tc>
+          <w:tcPr>
+            <w:tcW w:type="dxa" w:w="2340"/>
+          </w:tcPr>
+          <w:p>
+            <w:r>
+              <w:t>인조 식별자는 UUID DEFAULT gen_random_uuid()를 기본으로 한다(분산 생성·URL 노출 안전). 시퀀스·IDENTITY는 내부 순번 컬럼에만 쓴다. 인조 식별자 용어는 '엔터티+ID'(usr_id·post_id)로 짓고 도메인 단어 하나만으로 된 컬럼(id·cd·nm)은 속성 도메인이라도 만들지 않는다. 외부 시스템이 발급한 식별자는 &lt;시스템약어&gt;_uid(예: pi_uid)로 두고 PK로 쓰지 않는다(외부 값은 재발급될 수 있음)</w:t>
+            </w:r>
+          </w:p>
+        </w:tc>
+        <w:tc>
+          <w:tcPr>
+            <w:tcW w:type="dxa" w:w="2340"/>
+          </w:tcPr>
+          <w:p>
+            <w:r>
+              <w:t>데이터표준규칙 §3-2·§8·§1-3 v2.4, Hook R8</w:t>
+            </w:r>
+          </w:p>
+        </w:tc>
+      </w:tr>
+      <w:tr>
+        <w:tc>
+          <w:tcPr>
+            <w:tcW w:type="dxa" w:w="2340"/>
+          </w:tcPr>
+          <w:p>
+            <w:r>
+              <w:t>참조 컬럼명</w:t>
+            </w:r>
+          </w:p>
+        </w:tc>
+        <w:tc>
+          <w:tcPr>
+            <w:tcW w:type="dxa" w:w="2340"/>
+          </w:tcPr>
+          <w:p>
+            <w:r>
+              <w:t>(미명시)</w:t>
+            </w:r>
+          </w:p>
+        </w:tc>
+        <w:tc>
+          <w:tcPr>
+            <w:tcW w:type="dxa" w:w="2340"/>
+          </w:tcPr>
+          <w:p>
+            <w:r>
+              <w:t>참조 속성의 물리명은 부모 식별자 물리명을 그대로 쓰고, 한 엔터티가 같은 부모를 두 번 이상 참조하면 역할 수식어를 앞에 붙인다(seller_usr_id·buyer_usr_id)</w:t>
+            </w:r>
+          </w:p>
+        </w:tc>
+        <w:tc>
+          <w:tcPr>
+            <w:tcW w:type="dxa" w:w="2340"/>
+          </w:tcPr>
+          <w:p>
+            <w:r>
+              <w:t>데이터표준규칙 §3-3, 구 데이터표준화지침서 5.4</w:t>
+            </w:r>
+          </w:p>
+        </w:tc>
+      </w:tr>
+      <w:tr>
+        <w:tc>
+          <w:tcPr>
+            <w:tcW w:type="dxa" w:w="2340"/>
+          </w:tcPr>
+          <w:p>
+            <w:r>
+              <w:t>숫자 도메인</w:t>
+            </w:r>
+          </w:p>
+        </w:tc>
+        <w:tc>
+          <w:tcPr>
+            <w:tcW w:type="dxa" w:w="2340"/>
+          </w:tcPr>
+          <w:p>
+            <w:r>
+              <w:t>NUMBER(p,s)</w:t>
+            </w:r>
+          </w:p>
+        </w:tc>
+        <w:tc>
+          <w:tcPr>
+            <w:tcW w:type="dxa" w:w="2340"/>
+          </w:tcPr>
+          <w:p>
+            <w:r>
+              <w:t>건수·순번 INT, 금액(소수 없음)·파일 크기·큰 수 BIGINT(파일 크기는 2GB를 넘을 수 있어 INT 금지), 소수 금액·비율 NUMERIC(p,s), 좌표 NUMERIC(11,8). 정밀도 없는 NUMERIC 금지(R13)</w:t>
+            </w:r>
+          </w:p>
+        </w:tc>
+        <w:tc>
+          <w:tcPr>
+            <w:tcW w:type="dxa" w:w="2340"/>
+          </w:tcPr>
+          <w:p>
+            <w:r>
+              <w:t>데이터표준규칙 §3-6·§10 #16·#20</w:t>
+            </w:r>
+          </w:p>
+        </w:tc>
+      </w:tr>
+      <w:tr>
+        <w:tc>
+          <w:tcPr>
+            <w:tcW w:type="dxa" w:w="2340"/>
+          </w:tcPr>
+          <w:p>
+            <w:r>
+              <w:t>mod_dtm 자동 갱신</w:t>
+            </w:r>
+          </w:p>
+        </w:tc>
+        <w:tc>
+          <w:tcPr>
+            <w:tcW w:type="dxa" w:w="2340"/>
+          </w:tcPr>
+          <w:p>
+            <w:r>
+              <w:t>(없음)</w:t>
+            </w:r>
+          </w:p>
+        </w:tc>
+        <w:tc>
+          <w:tcPr>
+            <w:tcW w:type="dxa" w:w="2340"/>
+          </w:tcPr>
+          <w:p>
+            <w:r>
+              <w:t>모든 운영 테이블은 UPDATE 때 mod_dtm을 자동 갱신하는 트리거를 둔다. 함수 fn_upd_&lt;테이블&gt;_mod_dtm(), 트리거 trg_&lt;테이블&gt;_mod_dtm (BEFORE UPDATE FOR EACH ROW). append-only 감사 테이블은 생략할 수 있으며 드물게 UPDATE할 때 modr_id·mod_dtm을 직접 넣는다</w:t>
+            </w:r>
+          </w:p>
+        </w:tc>
+        <w:tc>
+          <w:tcPr>
+            <w:tcW w:type="dxa" w:w="2340"/>
+          </w:tcPr>
+          <w:p>
+            <w:r>
+              <w:t>데이터표준규칙 §6·§10 #12</w:t>
+            </w:r>
+          </w:p>
+        </w:tc>
+      </w:tr>
+      <w:tr>
+        <w:tc>
+          <w:tcPr>
+            <w:tcW w:type="dxa" w:w="2340"/>
+          </w:tcPr>
+          <w:p>
+            <w:r>
+              <w:t>RLS 정책 명명</w:t>
+            </w:r>
+          </w:p>
+        </w:tc>
+        <w:tc>
+          <w:tcPr>
+            <w:tcW w:type="dxa" w:w="2340"/>
+          </w:tcPr>
+          <w:p>
+            <w:r>
+              <w:t>(없음)</w:t>
+            </w:r>
+          </w:p>
+        </w:tc>
+        <w:tc>
+          <w:tcPr>
+            <w:tcW w:type="dxa" w:w="2340"/>
+          </w:tcPr>
+          <w:p>
+            <w:r>
+              <w:t>행 수준 보안 정책명은 &lt;테이블&gt;_&lt;역할&gt;_&lt;권한&gt;(예: sys_user_service_role_all). RLS 비활성 시스템도 정책을 만들 때는 이 규칙을 따른다</w:t>
+            </w:r>
+          </w:p>
+        </w:tc>
+        <w:tc>
+          <w:tcPr>
+            <w:tcW w:type="dxa" w:w="2340"/>
+          </w:tcPr>
+          <w:p>
+            <w:r>
+              <w:t>데이터표준규칙 §7</w:t>
+            </w:r>
+          </w:p>
+        </w:tc>
+      </w:tr>
+      <w:tr>
+        <w:tc>
+          <w:tcPr>
+            <w:tcW w:type="dxa" w:w="2340"/>
+          </w:tcPr>
+          <w:p>
+            <w:r>
+              <w:t>정렬 순서 컬럼</w:t>
+            </w:r>
+          </w:p>
+        </w:tc>
+        <w:tc>
+          <w:tcPr>
+            <w:tcW w:type="dxa" w:w="2340"/>
+          </w:tcPr>
+          <w:p>
+            <w:r>
+              <w:t>'~순서번호'(구 지침 5.4·04 §6.3)</w:t>
+            </w:r>
+          </w:p>
+        </w:tc>
+        <w:tc>
+          <w:tcPr>
+            <w:tcW w:type="dxa" w:w="2340"/>
+          </w:tcPr>
+          <w:p>
+            <w:r>
+              <w:t>현행 정본은 sort_seq(v2.3, ord 폐지·seq 통합). K-DATA '~순서번호' 규칙과의 조정은 [확인중 : 마스터] — 선택지 ① sort_seq 유지 + 이 절에 예외 명기 ② '~순서번호'(sort_ord_no류)로 재정의</w:t>
+            </w:r>
+          </w:p>
+        </w:tc>
+        <w:tc>
+          <w:tcPr>
+            <w:tcW w:type="dxa" w:w="2340"/>
+          </w:tcPr>
+          <w:p>
+            <w:r>
+              <w:t>데이터표준규칙 §1-2 v2.3, 10_modeler_gap C11</w:t>
+            </w:r>
+          </w:p>
+        </w:tc>
+      </w:tr>
+      <w:tr>
+        <w:tc>
+          <w:tcPr>
+            <w:tcW w:type="dxa" w:w="2340"/>
+          </w:tcPr>
+          <w:p>
+            <w:r>
+              <w:t>COMMENT (R12)</w:t>
+            </w:r>
+          </w:p>
+        </w:tc>
+        <w:tc>
+          <w:tcPr>
+            <w:tcW w:type="dxa" w:w="2340"/>
+          </w:tcPr>
+          <w:p>
+            <w:r>
+              <w:t>모든 테이블·컬럼 COMMENT 필수(오류)</w:t>
+            </w:r>
+          </w:p>
+        </w:tc>
+        <w:tc>
+          <w:tcPr>
+            <w:tcW w:type="dxa" w:w="2340"/>
+          </w:tcPr>
+          <w:p>
+            <w:r>
+              <w:t>수용. 단 표준화 이전 테이블은 위반 목록에 grandfathered로 등재하고 소급 일정을 둔다(README §5 기술부채 '컬럼 COMMENT')</w:t>
+            </w:r>
+          </w:p>
+        </w:tc>
+        <w:tc>
+          <w:tcPr>
+            <w:tcW w:type="dxa" w:w="2340"/>
+          </w:tcPr>
+          <w:p>
+            <w:r>
+              <w:t>10_modeler_gap C13</w:t>
+            </w:r>
+          </w:p>
+        </w:tc>
+      </w:tr>
+      <w:tr>
+        <w:tc>
+          <w:tcPr>
+            <w:tcW w:type="dxa" w:w="2340"/>
+          </w:tcPr>
+          <w:p>
+            <w:r>
+              <w:t>뷰·시퀀스·함수·트리거 명명</w:t>
+            </w:r>
+          </w:p>
+        </w:tc>
+        <w:tc>
+          <w:tcPr>
+            <w:tcW w:type="dxa" w:w="2340"/>
+          </w:tcPr>
+          <w:p>
+            <w:r>
+              <w:t>VW_·SQ_(8.1), 함수·트리거 행 없음</w:t>
+            </w:r>
+          </w:p>
+        </w:tc>
+        <w:tc>
+          <w:tcPr>
+            <w:tcW w:type="dxa" w:w="2340"/>
+          </w:tcPr>
+          <w:p>
+            <w:r>
+              <w:t>소문자 vw_·sq_, 함수 fn_&lt;테이블&gt;_&lt;용도&gt;(), 트리거 trg_&lt;테이블&gt;_&lt;용도&gt;</w:t>
+            </w:r>
+          </w:p>
+        </w:tc>
+        <w:tc>
+          <w:tcPr>
+            <w:tcW w:type="dxa" w:w="2340"/>
+          </w:tcPr>
+          <w:p>
+            <w:r>
+              <w:t>데이터표준규칙 §6·§10 #12</w:t>
+            </w:r>
+          </w:p>
+        </w:tc>
+      </w:tr>
+      <w:tr>
+        <w:tc>
+          <w:tcPr>
+            <w:tcW w:type="dxa" w:w="2340"/>
+          </w:tcPr>
+          <w:p>
+            <w:r>
+              <w:t>DDL 파일·적용</w:t>
+            </w:r>
+          </w:p>
+        </w:tc>
+        <w:tc>
+          <w:tcPr>
+            <w:tcW w:type="dxa" w:w="2340"/>
+          </w:tcPr>
+          <w:p>
+            <w:r>
+              <w:t>(없음)</w:t>
+            </w:r>
+          </w:p>
+        </w:tc>
+        <w:tc>
+          <w:tcPr>
+            <w:tcW w:type="dxa" w:w="2340"/>
+          </w:tcPr>
+          <w:p>
+            <w:r>
+              <w:t>확정 DDL은 저장소 sql/{순번}_{설명}.sql 파일로만 관리하고 파일 번호는 적용 순서다. 운영 적용은 DA(마스터)가 한다. 표준을 지킬 수 없는 예외는 DA 승인으로만 통과하며, 승인되면 SQL 최상단에 -- DA-APPROVED: &lt;승인사유&gt; (&lt;YYYY-MM-DD&gt;) 주석을 달고 지우지 않아 감사 추적으로 쓴다. '기존 선례를 따랐다'는 승인 사유가 될 수 없다(선례가 위반이면 그것을 따른 설계도 위반)</w:t>
+            </w:r>
+          </w:p>
+        </w:tc>
+        <w:tc>
+          <w:tcPr>
+            <w:tcW w:type="dxa" w:w="2340"/>
+          </w:tcPr>
+          <w:p>
+            <w:r>
+              <w:t>데이터표준규칙 §0-4, README §3, 품질점검기준서 §2, 2026-06-12 위경도 순환논리 사고</w:t>
+            </w:r>
+          </w:p>
+        </w:tc>
+      </w:tr>
+    </w:tbl>
+    <w:p/>
+    <w:p>
+      <w:pPr>
+        <w:pStyle w:val="Heading2"/>
+      </w:pPr>
+      <w:r>
+        <w:t>별표 1 보완. 물리 점검 규칙 R15~R21 (PostgreSQL 프로파일) [보완 2026-10-14]</w:t>
+      </w:r>
+    </w:p>
+    <w:p>
+      <w:r>
+        <w:t>8.5를 적용하는 시스템에서 별표 1 R 규칙에 다음을 추가한다. R03은 '테이블명이 8.5 승인 접두사로 시작'으로, R05는 '일자 DATE·일시 TIMESTAMPTZ·문자형 금지'로, R08은 8.5 STD-05 정의로 판정하고, R11은 적용하지 않는다. 운영 Hook(da-ddl-guard) 대응: R03↔R2, R05↔R4, R08↔R1, R15↔R3, R16↔R5, R17↔R6, R18↔R8, L02↔R7(Hook은 경고·별표는 오류 — 수준 차이는 DA 결정). (출처: README §3, da-ddl-guard.mjs, 10_modeler_gap 부록 B)</w:t>
+      </w:r>
+    </w:p>
+    <w:tbl>
+      <w:tblPr>
+        <w:tblStyle w:val="TableGrid"/>
+        <w:tblW w:type="auto" w:w="0"/>
+        <w:tblLook w:firstColumn="1" w:firstRow="1" w:lastColumn="0" w:lastRow="0" w:noHBand="0" w:noVBand="1" w:val="04A0"/>
+      </w:tblPr>
+      <w:tblGrid>
+        <w:gridCol w:w="2340"/>
+        <w:gridCol w:w="2340"/>
+        <w:gridCol w:w="2340"/>
+        <w:gridCol w:w="2340"/>
+      </w:tblGrid>
+      <w:tr>
+        <w:tc>
+          <w:tcPr>
+            <w:tcW w:type="dxa" w:w="2340"/>
+          </w:tcPr>
+          <w:p>
+            <w:r>
+              <w:t>코드</w:t>
+            </w:r>
+          </w:p>
+        </w:tc>
+        <w:tc>
+          <w:tcPr>
+            <w:tcW w:type="dxa" w:w="2340"/>
+          </w:tcPr>
+          <w:p>
+            <w:r>
+              <w:t>규칙</w:t>
+            </w:r>
+          </w:p>
+        </w:tc>
+        <w:tc>
+          <w:tcPr>
+            <w:tcW w:type="dxa" w:w="2340"/>
+          </w:tcPr>
+          <w:p>
+            <w:r>
+              <w:t>근거</w:t>
+            </w:r>
+          </w:p>
+        </w:tc>
+        <w:tc>
+          <w:tcPr>
+            <w:tcW w:type="dxa" w:w="2340"/>
+          </w:tcPr>
+          <w:p>
+            <w:r>
+              <w:t>수준</w:t>
+            </w:r>
+          </w:p>
+        </w:tc>
+      </w:tr>
+      <w:tr>
+        <w:tc>
+          <w:tcPr>
+            <w:tcW w:type="dxa" w:w="2340"/>
+          </w:tcPr>
+          <w:p>
+            <w:r>
+              <w:t>R15</w:t>
+            </w:r>
+          </w:p>
+        </w:tc>
+        <w:tc>
+          <w:tcPr>
+            <w:tcW w:type="dxa" w:w="2340"/>
+          </w:tcPr>
+          <w:p>
+            <w:r>
+              <w:t>모든 물리명이 소문자 snake_case이고 큰따옴표 식별자가 없다</w:t>
+            </w:r>
+          </w:p>
+        </w:tc>
+        <w:tc>
+          <w:tcPr>
+            <w:tcW w:type="dxa" w:w="2340"/>
+          </w:tcPr>
+          <w:p>
+            <w:r>
+              <w:t>8.5 테이블명</w:t>
+            </w:r>
+          </w:p>
+        </w:tc>
+        <w:tc>
+          <w:tcPr>
+            <w:tcW w:type="dxa" w:w="2340"/>
+          </w:tcPr>
+          <w:p>
+            <w:r>
+              <w:t>오류</w:t>
+            </w:r>
+          </w:p>
+        </w:tc>
+      </w:tr>
+      <w:tr>
+        <w:tc>
+          <w:tcPr>
+            <w:tcW w:type="dxa" w:w="2340"/>
+          </w:tcPr>
+          <w:p>
+            <w:r>
+              <w:t>R16</w:t>
+            </w:r>
+          </w:p>
+        </w:tc>
+        <w:tc>
+          <w:tcPr>
+            <w:tcW w:type="dxa" w:w="2340"/>
+          </w:tcPr>
+          <w:p>
+            <w:r>
+              <w:t>운영 대상 SQL에 DROP TABLE·DELETE FROM·TRUNCATE가 없다(DA 승인 주석이 있는 건만 통과)</w:t>
+            </w:r>
+          </w:p>
+        </w:tc>
+        <w:tc>
+          <w:tcPr>
+            <w:tcW w:type="dxa" w:w="2340"/>
+          </w:tcPr>
+          <w:p>
+            <w:r>
+              <w:t>8.5 STD-09</w:t>
+            </w:r>
+          </w:p>
+        </w:tc>
+        <w:tc>
+          <w:tcPr>
+            <w:tcW w:type="dxa" w:w="2340"/>
+          </w:tcPr>
+          <w:p>
+            <w:r>
+              <w:t>오류</w:t>
+            </w:r>
+          </w:p>
+        </w:tc>
+      </w:tr>
+      <w:tr>
+        <w:tc>
+          <w:tcPr>
+            <w:tcW w:type="dxa" w:w="2340"/>
+          </w:tcPr>
+          <w:p>
+            <w:r>
+              <w:t>R17</w:t>
+            </w:r>
+          </w:p>
+        </w:tc>
+        <w:tc>
+          <w:tcPr>
+            <w:tcW w:type="dxa" w:w="2340"/>
+          </w:tcPr>
+          <w:p>
+            <w:r>
+              <w:t>로그·이력(_log·_hist)·임시 외 모든 테이블에 del_yn·del_dtm이 있다</w:t>
+            </w:r>
+          </w:p>
+        </w:tc>
+        <w:tc>
+          <w:tcPr>
+            <w:tcW w:type="dxa" w:w="2340"/>
+          </w:tcPr>
+          <w:p>
+            <w:r>
+              <w:t>8.5 STD-09</w:t>
+            </w:r>
+          </w:p>
+        </w:tc>
+        <w:tc>
+          <w:tcPr>
+            <w:tcW w:type="dxa" w:w="2340"/>
+          </w:tcPr>
+          <w:p>
+            <w:r>
+              <w:t>오류</w:t>
+            </w:r>
+          </w:p>
+        </w:tc>
+      </w:tr>
+      <w:tr>
+        <w:tc>
+          <w:tcPr>
+            <w:tcW w:type="dxa" w:w="2340"/>
+          </w:tcPr>
+          <w:p>
+            <w:r>
+              <w:t>R18</w:t>
+            </w:r>
+          </w:p>
+        </w:tc>
+        <w:tc>
+          <w:tcPr>
+            <w:tcW w:type="dxa" w:w="2340"/>
+          </w:tcPr>
+          <w:p>
+            <w:r>
+              <w:t>컬럼 물리명이 '_'로 구분한 토큰 2개 이상이다. 마지막 토큰 검사(L02)와 별도로 센다. 속성 도메인이라도 id·cd 단독 금지</w:t>
+            </w:r>
+          </w:p>
+        </w:tc>
+        <w:tc>
+          <w:tcPr>
+            <w:tcW w:type="dxa" w:w="2340"/>
+          </w:tcPr>
+          <w:p>
+            <w:r>
+              <w:t>8.5 PK 채번, 데이터표준규칙 §1-3 v2.4</w:t>
+            </w:r>
+          </w:p>
+        </w:tc>
+        <w:tc>
+          <w:tcPr>
+            <w:tcW w:type="dxa" w:w="2340"/>
+          </w:tcPr>
+          <w:p>
+            <w:r>
+              <w:t>오류</w:t>
+            </w:r>
+          </w:p>
+        </w:tc>
+      </w:tr>
+      <w:tr>
+        <w:tc>
+          <w:tcPr>
+            <w:tcW w:type="dxa" w:w="2340"/>
+          </w:tcPr>
+          <w:p>
+            <w:r>
+              <w:t>R19</w:t>
+            </w:r>
+          </w:p>
+        </w:tc>
+        <w:tc>
+          <w:tcPr>
+            <w:tcW w:type="dxa" w:w="2340"/>
+          </w:tcPr>
+          <w:p>
+            <w:r>
+              <w:t>테이블명이 단수형이다(users·payments 형태 금지)</w:t>
+            </w:r>
+          </w:p>
+        </w:tc>
+        <w:tc>
+          <w:tcPr>
+            <w:tcW w:type="dxa" w:w="2340"/>
+          </w:tcPr>
+          <w:p>
+            <w:r>
+              <w:t>8.5 테이블명</w:t>
+            </w:r>
+          </w:p>
+        </w:tc>
+        <w:tc>
+          <w:tcPr>
+            <w:tcW w:type="dxa" w:w="2340"/>
+          </w:tcPr>
+          <w:p>
+            <w:r>
+              <w:t>경고</w:t>
+            </w:r>
+          </w:p>
+        </w:tc>
+      </w:tr>
+      <w:tr>
+        <w:tc>
+          <w:tcPr>
+            <w:tcW w:type="dxa" w:w="2340"/>
+          </w:tcPr>
+          <w:p>
+            <w:r>
+              <w:t>R20</w:t>
+            </w:r>
+          </w:p>
+        </w:tc>
+        <w:tc>
+          <w:tcPr>
+            <w:tcW w:type="dxa" w:w="2340"/>
+          </w:tcPr>
+          <w:p>
+            <w:r>
+              <w:t>운영 테이블에 mod_dtm 자동 갱신 트리거(trg_&lt;테이블&gt;_mod_dtm)가 있다</w:t>
+            </w:r>
+          </w:p>
+        </w:tc>
+        <w:tc>
+          <w:tcPr>
+            <w:tcW w:type="dxa" w:w="2340"/>
+          </w:tcPr>
+          <w:p>
+            <w:r>
+              <w:t>8.5 mod_dtm 자동 갱신</w:t>
+            </w:r>
+          </w:p>
+        </w:tc>
+        <w:tc>
+          <w:tcPr>
+            <w:tcW w:type="dxa" w:w="2340"/>
+          </w:tcPr>
+          <w:p>
+            <w:r>
+              <w:t>경고</w:t>
+            </w:r>
+          </w:p>
+        </w:tc>
+      </w:tr>
+      <w:tr>
+        <w:tc>
+          <w:tcPr>
+            <w:tcW w:type="dxa" w:w="2340"/>
+          </w:tcPr>
+          <w:p>
+            <w:r>
+              <w:t>R21</w:t>
+            </w:r>
+          </w:p>
+        </w:tc>
+        <w:tc>
+          <w:tcPr>
+            <w:tcW w:type="dxa" w:w="2340"/>
+          </w:tcPr>
+          <w:p>
+            <w:r>
+              <w:t>검증 대상은 CREATE TABLE뿐 아니라 ALTER TABLE … ADD COLUMN 등 컬럼을 추가·변경하는 모든 DDL이다(R01·R02·R05 적용)</w:t>
+            </w:r>
+          </w:p>
+        </w:tc>
+        <w:tc>
+          <w:tcPr>
+            <w:tcW w:type="dxa" w:w="2340"/>
+          </w:tcPr>
+          <w:p>
+            <w:r>
+              <w:t>데이터표준규칙 §10 #21</w:t>
+            </w:r>
+          </w:p>
+        </w:tc>
+        <w:tc>
+          <w:tcPr>
+            <w:tcW w:type="dxa" w:w="2340"/>
+          </w:tcPr>
+          <w:p>
+            <w:r>
+              <w:t>적용 범위</w:t>
+            </w:r>
+          </w:p>
+        </w:tc>
+      </w:tr>
+    </w:tbl>
+    <w:p/>
+    <w:p>
+      <w:pPr>
+        <w:pStyle w:val="Heading2"/>
+      </w:pPr>
+      <w:r>
+        <w:t>8장·12장·부록 보완 [보완 2026-10-14]</w:t>
+      </w:r>
+    </w:p>
+    <w:p>
+      <w:r>
+        <w:t>8.4 엔터티·주제영역: 엔터티 명·테이블 명도 단수형으로 짓는다(게시글들 → 게시글). 주제영역 명은 시스템 명·엔터티 명과 같을 수 있다. (출처: 데이터표준규칙 §2-2, 구 명명규칙-주제영역 1)</w:t>
+      </w:r>
+    </w:p>
+    <w:p>
+      <w:r>
+        <w:t>12.1 점검 항목에 3행을 추가한다 — 시스템 컬럼 준수(STD-05) / 논리 삭제 준수(삭제여부·삭제일시 보유, 물리 삭제 부재, STD-09) / 타입 준수(STD-01·02·06·07). 측정식은 '규칙 일치 테이블 수 ÷ 전체 테이블 수'. (출처: 구 품질점검기준서 §1 Phase 2 점검 영역 7종)</w:t>
+      </w:r>
+    </w:p>
+    <w:p>
+      <w:r>
+        <w:t>12.2 운영 단계: 자동 검증기는 신규·변경 DDL만 보므로, 기존 누적분은 운영 DB 카탈로그 스캔으로 분기 1회 이상 따로 점검한다. 개명하지 않기로 한 기존 객체도 점검 대상에서 빼지 않는다. 위반 목록에 '유지(grandfathered)'로 적고 개명안을 함께 남기며, 결과에는 전체·신규·기존 객체 수를 나눠 적는다. (출처: 데이터표준규칙 §10 #21·#22, 잔여 위반 메모)</w:t>
+      </w:r>
+    </w:p>
+    <w:p>
+      <w:r>
+        <w:t>별표 1 L06: 금지어·유사어에 '폐기 등록된 영문약어(MOVE·ORDR 등)'를 포함한다. (출처: 데이터표준규칙 §1-1 v2.3)</w:t>
+      </w:r>
+    </w:p>
+    <w:p>
+      <w:r>
+        <w:t>부록 B 준수율 양식에 '기준 문서·버전', '준수 항목 수', '미준수 항목 수' 열을 추가한다. (출처: 구 품질점검기준서 §4 점검 요약)</w:t>
+      </w:r>
+    </w:p>
+    <w:p>
+      <w:r>
+        <w:t>서식 4. 예외 승인 목록(신설): 대상 / 위반 규칙 / 예외 사유 / 승인자 / 승인일자 / 재검토 기한. (출처: 구 품질점검기준서 §4 승인 필요 항목)</w:t>
+      </w:r>
+    </w:p>
+    <w:p>
+      <w:pPr>
+        <w:pStyle w:val="Heading2"/>
+      </w:pPr>
+      <w:r>
+        <w:t>4~7장 보완 — 표준단어·도메인·용어·코드 작성 규칙 [보완 2026-10-14]</w:t>
+      </w:r>
+    </w:p>
+    <w:p>
+      <w:r>
+        <w:t>아래는 구 데이터표준화지침서 3~6장·명명규칙-속성·정본 §1에 있던 규칙 가운데 이 정의서 본문·별표에 직접 있어야 기계 점검이 되는 것이다. 각 문장 끝의 출처는 구 문서 절이다. 상세 사례표는 「데이터 표준화 지침서」 복원 3~6장을 본다. (출처: 10_standards_gap §1)</w:t>
+      </w:r>
+    </w:p>
+    <w:p>
+      <w:r>
+        <w:t>4.1 관리항목 추가: 단어구성구분 — 단일어 / 복합어. 복합어는 구성 단어 조합이 아닌 자체 영문약어를 가진다(필수). 영문명은 단어 사이를 띄우고 각 단어 첫 글자만 대문자로 쓰며 a, the, and, of, to, for, by는 뺀다. (출처: 구 데이터표준화지침서 3.1·3.2·3.3)</w:t>
+      </w:r>
+    </w:p>
+    <w:p>
+      <w:r>
+        <w:t>4.2 작성 규칙 추가: 단어명은 단수 명사형으로 정하며 동사·부사·조사(~한, ~된, ~의)는 단어로 등록하지 않는다. 표준단어명은 띄어 쓰지 않으며 한글, 영문 대문자, 숫자로만 쓴다(1개월, CRM, 코스피200). 표준단어명에도 특수문자(/ &amp; _ -)를 쓰지 않으며 고유명사(S&amp;P, L/C)만 DA 승인으로 허용하고 그때도 영문약어에는 특수문자를 넣지 않는다(S&amp;P → SP). 기관명·고유명사는 줄이지 않은 정식 명칭을 표준어로 두고 약칭·영문 약칭은 유사어로 등록한다(금감원 → 금융감독원). 숫자만으로 된 단어는 등록하지 않고 의미 단어와 묶어 복합어로 등록한다(1분기). 공통표준에 없는 단어는 기관에서 관용적으로 쓰는 말을 우선하고, 맞춤법은 국립국어원 한글맞춤법과 표준국어대사전을 따른다. 관용 약어가 있으면 그것을 쓴다 — 사전식 축약보다 현장에서 가장 많이 쓰는 형태를 고른다(이동 MV, 주문 ORD). 동음이의어(같은 표기, 다른 뜻)는 등록하지 않으며 대체어가 없을 때만 DA 승인으로 예외 등록하고 예외 목록을 따로 관리한다. 약어 원칙을 바꾸면 신규 등록분부터 적용하고, 이미 등록된 약어와 그것을 쓰는 컬럼은 '기존 유지(grandfathered)'로 표시해 점검 목록에서 빼지 않는다. (출처: 구 데이터표준화지침서 3.1·3.3, 데이터표준규칙 §1-1 v2.3·§10 #22)</w:t>
+      </w:r>
+    </w:p>
+    <w:p>
+      <w:r>
+        <w:t>5장 서두: 표준도메인은 기본 도메인(일자·금액처럼 값의 형식을 나타내는 분류어)과 속성 도메인(고객번호처럼 엔터티 주 식별자를 대표하는 복합어)으로 나눈다. 둘 다 용어의 맨 끝에 와서 형식을 정한다. (출처: 구 데이터표준화지침서 4.1·4.4)</w:t>
+      </w:r>
+    </w:p>
+    <w:p>
+      <w:r>
+        <w:t>5.2 표 아래: 도메인그룹은 금액·내용·수·번호·값·날짜·코드·명·여부·율 10종이다. 5.1 예시의 '명칭'은 '명', '수량'은 '수' 그룹을 뜻하고 '값' 그룹(결과값·기준값)은 값VC10·값NB10 타입을 둔다. 율 도메인 값은 백분율이 아니라 실수로 저장한다(12.5% → 0.125). 값이 % 자체이면 '백분율' 도메인(율NB5.2, 길이 [확인중 : DA])을 쓴다. 암호화 대상은 '암호' 도메인(암호VC[TBD], 주민등록번호암호처럼 원 용어 뒤에 붙임, 길이는 암호화 모듈 출력 길이)을 쓴다. 내부 코드는 값이 적어도 VC1을 쓰지 않고 VC2로 둔다. (출처: 구 데이터표준화지침서 4.2·4.3·6.6, 데이터표준규칙 §1-2 pct)</w:t>
+      </w:r>
+    </w:p>
+    <w:p>
+      <w:r>
+        <w:t>5.3 작성 규칙 추가: 도메인그룹마다 대표 도메인 타입을 하나 정해 신규 용어의 기본값으로 쓴다. 여러 DBMS가 같은 용어를 쓰면 주 DBMS의 도메인 타입을 기준으로 두고 다른 DBMS 타입은 변환 규칙으로 자동 적용한다(이 프로젝트의 주 DBMS는 PostgreSQL — 8.5 프로파일). (출처: 구 데이터표준화지침서 4.2)</w:t>
+      </w:r>
+    </w:p>
+    <w:p>
+      <w:r>
+        <w:t>6.1 구성 규칙 아래: 수식어 자리는 주체(~이: 고객), 대상(~을: 상품), 행위(~한: 주문) 순으로 쓰며 각 요소 앞에 다시 수식어를 붙일 수 있다. 없어도 뜻이 통하는 요소는 뺀다(고객이 주문한 금액 → 고객주문금액, 개인고객주문금액). 금액·수량 용어는 기간 수식어(최근·최종·전월·연간)를 맨 앞에, 계산 수식어(합계·누계·집계·총)를 도메인 바로 앞에 둔다(최근6개월상품주문총금액, 대출누계금액). 4.1·4.2와 6.1 표의 약어가 다른 것(주문 ORD·ODR, 금액 AMT·AM, 고객 CUST·CT)은 모두 형식 예시다. 한 단어에는 약어 하나만 둔다(L15). 이 프로젝트의 확정값은 주문 ord, 금액 amt, 결제 pymnt다. (출처: 구 데이터표준화지침서 5.3·5.4, 명명규칙-속성 1·2·4/8, 데이터표준규칙 §1-1·§9)</w:t>
+      </w:r>
+    </w:p>
+    <w:p>
+      <w:r>
+        <w:t>6.2 관리항목 추가: 용어유형 — 일반속성 / 도메인속성 / 코드속성(필수). 도메인용어명 — 속성 도메인을 쓰는 용어의 기준 용어(입금계좌번호 → 계좌번호, 해당 시). (출처: 구 데이터표준화지침서 4.4·5.2·6.3)</w:t>
+      </w:r>
+    </w:p>
+    <w:p>
+      <w:r>
+        <w:t>6.3 작성 규칙 추가: 용어명은 뜻이 분명하도록 구체적으로 짓되 빼도 뜻이 통하는 단어는 넣지 않는다(고객전체주소 → 고객주소, 전문정보내용 → 전문내용). 일반적인 단어만으로 된 용어(상태구분코드, 취소여부)는 업무 의미를 붙여 구체화한다(주문상태구분코드, 주문취소여부). 단어 순서만 다른 같은 뜻의 용어는 하나만 표준으로 두고 나머지는 유사 용어로 등록한다(총주문금액 ↔ 주문총금액). 용어에 특정 부서 이름을 넣지 않고 '소속부서', '유관부서'처럼 일반화한다. 같은 행에 통화코드가 있는 금액은 통화 수식어를 붙이지 않는다(주문원화금액 ✕ → 주문금액 + 통화코드). 한 컬럼에 두 종류 번호가 배타적으로 들어가면 '~통합번호'로 짓고(고객계좌통합번호) 세 종류 이상이면 일반화한다(고객식별통합번호). 주 식별자가 아닌 복합어(전화번호, 고객명)는 단독 용어로 쓰지 않고 수식어를 붙인다(고객전화번호) — 정본 v2.4 '단일 단어 금지'의 K-DATA 근거다. 속성 도메인으로 등록한 단어(계좌번호)는 같은 이름의 표준용어를 1:1로 함께 등록한다. (출처: 구 데이터표준화지침서 4.4·5.1·5.4, 데이터표준규칙 §1-3 v2.4)</w:t>
+      </w:r>
+    </w:p>
+    <w:p>
+      <w:r>
+        <w:t>7장 서두·7.2·7.3 추가: 값의 범위가 정해진 데이터는 자유 입력 대신 코드로 정의해 선택하게 한다. 코드값이 하나뿐이거나 코드값명이 없는 값 목록은 표준코드로 만들지 않고 일반 속성으로 둔다. 외부 전문에 들어 있는 코드 중 코드값명을 모르거나 쓰지 않는 것은 공통코드로 만들지 않고 '~코드값' 도메인으로 둔다. 업무상 같은 의미의 코드는 하나로 통합하며 사용 부서·범위가 다르다고 따로 만들지 않고, 시스템마다 다른 코드를 맞추는 매핑이 필요해지면 하나의 공통코드로 통합한다. 모든 표준코드는 관리 주체(오너)를 지정한다. 오너만 코드값을 등록·수정하고 다른 부서·시스템은 참조만 하며, 오너가 수정할 때는 사용 중인 부서와 협의하고 수정할 수 없으면 사용 측이 별도 코드를 만든다. 외부 코드는 어느 기관의 코드인지 외부기관명(7.2 코드그룹 항목 추가)으로 표시하고 관리 주체는 처음 수신한 부서로 하며 도메인 타입도 외부 정의를 따른다. 공통코드는 단일 코드, 계층 코드(대·중·소분류), 참조 코드(상위 코드 값의 일부만 쓰는 코드)로 나누고, 계층·참조 코드는 상위 코드를 반드시 지정하며 참조 코드에는 상위 코드에 있는 값만 쓴다(없는 값은 상위에 먼저 등록). 계층 코드 값은 상위 값을 앞자리에 포함한다(0101 → 010101). 구분자 뜻 — 유형코드: 공통 성질로 묶은 집합(고객유형코드), 구분코드: 합이 전체이고 더 늘지 않는 값(매수매도구분코드), 종류코드: 계속 늘 수 있는 값(거래매체종류코드). 공통 코드 용어는 '수식어 + 구분자 + 코드'로 짓고 수식어에는 주체(~의)·대상(~에 대한)·목적(~을: 상태·방법·등급·사유 등) 가운데 하나 이상을 둔다(보험상태유형코드, 고객거래방법종류코드). 여부 값(Y·N, 해당없음 0, 모름 9) 외의 값이 필요하면 여부가 아니라 '~구분코드'로 설계한다. 같은 코드값을 쓰는 속성은 새 코드그룹을 만들지 않고 '수식어 + 기존 코드 용어'로 짓는다(WM고객유형코드). '전체'처럼 조회 편의용 값은 코드값으로 등록하지 않고 화면 기능으로 처리한다. 코드값명에는 표준단어가 아닌 말도 쓸 수 있으나 가능하면 표준단어를 쓰고 한글·영문·숫자와 특수문자 / + &amp; ( ) _ %를 쓸 수 있다. (출처: 구 데이터표준화지침서 4.3·6.1~6.7, 40.표준코드_지침서 6.7, 명명규칙-속성 6·7/8)</w:t>
+      </w:r>
+    </w:p>
+    <w:p>
+      <w:r>
+        <w:t>7.3 코드값 부여 방식(프로젝트 예외): 구 6.6은 내부 코드에 순차형(01·02)·계층형만 허용하나, 이 프로젝트는 코드값이 로그·URL·i18n 키로 노출되는 앱이라 영문 대문자·숫자·'_'로 된 명칭형(DONE·CHARGE·PICAFE)을 허용한다. 한번 정한 코드값은 바꾸지 않으며 코드값명은 별도로 둔다. 코드값을 프로그램 소스에 상수로 정의해 쓰지 않고 공통코드 테이블을 조회해 쓴다는 구 6.7 규칙은 TypeScript 상수 코드가 많은 이 프로젝트에 미치는 영향이 커 수용 범위를 [확인중 : 마스터]로 둔다. (출처: 구 데이터표준화지침서 6.6·6.7, 10_standards_gap SC08·K36)</w:t>
+      </w:r>
+    </w:p>
+    <w:p>
+      <w:r>
+        <w:t>10장 '신규' 검토 사항 끝: 용어에 쓸 복합어가 미등록이면 단어 신청을 먼저 처리한다. (출처: 구 데이터표준화지침서 5.4)</w:t>
+      </w:r>
+    </w:p>
+    <w:p>
+      <w:r>
+        <w:t>11.2 '표준사전 관리' 끝: 이 프로젝트의 관리 화면은 /admin/std/words·domains·terms, DB는 std_dic·std_dom·std_term이다. 정본 도메인 표와 검증기 도메인 목록은 한쪽만 갱신하지 않는다. (출처: 데이터표준규칙 §1·§1-2)</w:t>
+      </w:r>
+    </w:p>
+    <w:p>
+      <w:r>
+        <w:t>부록 A 작성 예시: 예시의 도메인 '연월일C8'은 2026 조정으로 폐지된 문자형 날짜이므로 '날짜DT'로 읽는다. 영문약어 CVLCPT는 L16(2~4자)을 넘는 가정값이다. (출처: 02 조정표·별표 1 L16)</w:t>
+      </w:r>
+    </w:p>
+    <w:p>
+      <w:pPr>
+        <w:pStyle w:val="Heading2"/>
+      </w:pPr>
+      <w:r>
+        <w:t>별표 1 보완. 논리 점검 규칙 L19·L20과 비고 [보완 2026-10-14]</w:t>
+      </w:r>
+    </w:p>
+    <w:p>
+      <w:r>
+        <w:t>L11 비고: 개별 코드 용어에도 목적 단어(상태·등급 등)는 쓸 수 있다. 구분자(유형·구분·종류)만 쓰지 않는다. (출처: 명명규칙-속성 8/8)</w:t>
+      </w:r>
+    </w:p>
+    <w:p>
+      <w:r>
+        <w:t>L12 비고: '~상태여부'처럼 예·아니오로 답할 수 없는 여부 용어도 위반으로 본다. 여부 앞에 '~인지', '~했는지'를 붙여 뜻이 통해야 한다(법인고객여부, 계좌삭제여부). (출처: 구 데이터표준화지침서 5.4, 명명규칙-속성 5/8)</w:t>
+      </w:r>
+    </w:p>
+    <w:p>
+      <w:r>
+        <w:t>L15 비고: 단어의 영문약어는 도메인 약어와도 겹치면 안 된다(주문 ORD와 순서 도메인 ORD가 겹친 사례로 순서 도메인을 폐지함). (출처: 데이터표준규칙 §1-1 v2.3)</w:t>
+      </w:r>
+    </w:p>
+    <w:p>
+      <w:r>
+        <w:t>L16 비고: 신규 등록 약어는 자음 위주 2~3자를 원칙으로 하고 4자는 관용 약어에 한해 허용한다. 기존 4자 이상 약어는 유지한다. 한글 발음을 로마자로 옮긴 약어(JUSO 등)는 쓰지 않으며 지명만 예외로 한다. (출처: 구 데이터표준화지침서 3.3, 데이터표준규칙 §1-1 v2.3)</w:t>
+      </w:r>
+    </w:p>
+    <w:p>
+      <w:r>
+        <w:t>L08 적용 범위: 8.5 프로파일을 적용하는 시스템은 속성 도메인·복합 분류어도 컬럼 물리명에서 도메인 부분을 떼어 '단어_도메인' 2토큰 이상으로 만든다(고객번호 → cust_no, 고객명 → cust_nm). 도메인을 품은 복합어 단일 약어(CTNO·CTNM)는 단어 사전 약어로만 두고 컬럼명으로 쓰지 않는다. L08의 '속성 도메인 제외'는 이 시스템에 적용하지 않는다(R18). (출처: 데이터표준규칙 §1-3 v2.4, 구 데이터표준화지침서 5.4 모델)</w:t>
+      </w:r>
+    </w:p>
+    <w:tbl>
+      <w:tblPr>
+        <w:tblStyle w:val="TableGrid"/>
+        <w:tblW w:type="auto" w:w="0"/>
+        <w:tblLook w:firstColumn="1" w:firstRow="1" w:lastColumn="0" w:lastRow="0" w:noHBand="0" w:noVBand="1" w:val="04A0"/>
+      </w:tblPr>
+      <w:tblGrid>
+        <w:gridCol w:w="2340"/>
+        <w:gridCol w:w="2340"/>
+        <w:gridCol w:w="2340"/>
+        <w:gridCol w:w="2340"/>
+      </w:tblGrid>
+      <w:tr>
+        <w:tc>
+          <w:tcPr>
+            <w:tcW w:type="dxa" w:w="2340"/>
+          </w:tcPr>
+          <w:p>
+            <w:r>
+              <w:t>코드</w:t>
+            </w:r>
+          </w:p>
+        </w:tc>
+        <w:tc>
+          <w:tcPr>
+            <w:tcW w:type="dxa" w:w="2340"/>
+          </w:tcPr>
+          <w:p>
+            <w:r>
+              <w:t>규칙</w:t>
+            </w:r>
+          </w:p>
+        </w:tc>
+        <w:tc>
+          <w:tcPr>
+            <w:tcW w:type="dxa" w:w="2340"/>
+          </w:tcPr>
+          <w:p>
+            <w:r>
+              <w:t>근거</w:t>
+            </w:r>
+          </w:p>
+        </w:tc>
+        <w:tc>
+          <w:tcPr>
+            <w:tcW w:type="dxa" w:w="2340"/>
+          </w:tcPr>
+          <w:p>
+            <w:r>
+              <w:t>수준</w:t>
+            </w:r>
+          </w:p>
+        </w:tc>
+      </w:tr>
+      <w:tr>
+        <w:tc>
+          <w:tcPr>
+            <w:tcW w:type="dxa" w:w="2340"/>
+          </w:tcPr>
+          <w:p>
+            <w:r>
+              <w:t>L19</w:t>
+            </w:r>
+          </w:p>
+        </w:tc>
+        <w:tc>
+          <w:tcPr>
+            <w:tcW w:type="dxa" w:w="2340"/>
+          </w:tcPr>
+          <w:p>
+            <w:r>
+              <w:t>복합어로 등록된 단어를 단일어로 쪼개 쓰지 않는다(대표+이사 ✕ → 대표이사)</w:t>
+            </w:r>
+          </w:p>
+        </w:tc>
+        <w:tc>
+          <w:tcPr>
+            <w:tcW w:type="dxa" w:w="2340"/>
+          </w:tcPr>
+          <w:p>
+            <w:r>
+              <w:t>지침서 5.4</w:t>
+            </w:r>
+          </w:p>
+        </w:tc>
+        <w:tc>
+          <w:tcPr>
+            <w:tcW w:type="dxa" w:w="2340"/>
+          </w:tcPr>
+          <w:p>
+            <w:r>
+              <w:t>오류</w:t>
+            </w:r>
+          </w:p>
+        </w:tc>
+      </w:tr>
+      <w:tr>
+        <w:tc>
+          <w:tcPr>
+            <w:tcW w:type="dxa" w:w="2340"/>
+          </w:tcPr>
+          <w:p>
+            <w:r>
+              <w:t>L20</w:t>
+            </w:r>
+          </w:p>
+        </w:tc>
+        <w:tc>
+          <w:tcPr>
+            <w:tcW w:type="dxa" w:w="2340"/>
+          </w:tcPr>
+          <w:p>
+            <w:r>
+              <w:t>공통 코드 용어에 연결된 컬럼은 NULL·'N/A'·공백 없이 코드그룹 값만 허용한다(해당없음 00·모름 99 사용)</w:t>
+            </w:r>
+          </w:p>
+        </w:tc>
+        <w:tc>
+          <w:tcPr>
+            <w:tcW w:type="dxa" w:w="2340"/>
+          </w:tcPr>
+          <w:p>
+            <w:r>
+              <w:t>지침서 6.7</w:t>
+            </w:r>
+          </w:p>
+        </w:tc>
+        <w:tc>
+          <w:tcPr>
+            <w:tcW w:type="dxa" w:w="2340"/>
+          </w:tcPr>
+          <w:p>
+            <w:r>
+              <w:t>오류</w:t>
+            </w:r>
+          </w:p>
+        </w:tc>
+      </w:tr>
+    </w:tbl>
+    <w:p/>
+    <w:p>
+      <w:pPr>
+        <w:pStyle w:val="Heading2"/>
+      </w:pPr>
+      <w:r>
+        <w:t>8.5 프로파일 추가 — 확정 약어·도메인 목록 [보완 2026-10-14]</w:t>
+      </w:r>
+    </w:p>
+    <w:p>
+      <w:r>
+        <w:t>이 프로젝트의 확정 표준 약어 40건과 도메인 약어 26종은 아래 표가 정본이다(데이터표준규칙 §9·§1-2, 2026-10-10 기준). 신규 문서의 예시 약어(RG_ID·MD_ID·ST_AM·SN·CN)는 형식 예시이며 확정값이 아니다. * = 5자 이상 grandfathered, 2026-10-10 이전 등재 4자 약어도 전부 grandfathered. order는 '순서' 뜻으로 쓰지 않는다(순서는 seq). (출처: 데이터표준규칙 §1-1·§1-2·§9, 10_standards_gap S13·S23·§1-G)</w:t>
+      </w:r>
+    </w:p>
+    <w:p>
+      <w:r>
+        <w:t>_no는 시스템이 매기는 정수 번호면 INT, 외부에서 받은 식별번호(사업자등록번호 등)면 VARCHAR(n)으로 둔다. 이 프로젝트의 인조 식별자는 모두 시스템이 발급하는 UUID이므로 구 지침 5.4의 '~ID'(시스템 데이터 식별자) 조건에 해당하고, 사람이 읽는 업무 번호(접수번호 등)는 '~번호'(_no)로 둔다. 서술형 도메인 desc(설명)·cont(내용)·txt(텍스트) 3종 병존은 구 지침 4.3('내용' 하나 + 수식어)과 다르며 정비 대상이다 — 신규 서술형 컬럼은 _cont로 수렴하고 _desc·_txt는 기존 컬럼 grandfathered(정본 개정 사안, [확인중 : 마스터]). (출처: 구 데이터표준화지침서 4.3·5.4, 데이터표준규칙 §1-2·§8, 10_standards_gap SC06·SC07·SC13)</w:t>
+      </w:r>
+    </w:p>
+    <w:tbl>
+      <w:tblPr>
+        <w:tblStyle w:val="TableGrid"/>
+        <w:tblW w:type="auto" w:w="0"/>
+        <w:tblLook w:firstColumn="1" w:firstRow="1" w:lastColumn="0" w:lastRow="0" w:noHBand="0" w:noVBand="1" w:val="04A0"/>
+      </w:tblPr>
+      <w:tblGrid>
+        <w:gridCol w:w="1560"/>
+        <w:gridCol w:w="1560"/>
+        <w:gridCol w:w="1560"/>
+        <w:gridCol w:w="1560"/>
+        <w:gridCol w:w="1560"/>
+        <w:gridCol w:w="1560"/>
+      </w:tblGrid>
+      <w:tr>
+        <w:tc>
+          <w:tcPr>
+            <w:tcW w:type="dxa" w:w="1560"/>
+          </w:tcPr>
+          <w:p>
+            <w:r>
+              <w:t>풀네임</w:t>
+            </w:r>
+          </w:p>
+        </w:tc>
+        <w:tc>
+          <w:tcPr>
+            <w:tcW w:type="dxa" w:w="1560"/>
+          </w:tcPr>
+          <w:p>
+            <w:r>
+              <w:t>약어</w:t>
+            </w:r>
+          </w:p>
+        </w:tc>
+        <w:tc>
+          <w:tcPr>
+            <w:tcW w:type="dxa" w:w="1560"/>
+          </w:tcPr>
+          <w:p>
+            <w:r>
+              <w:t>풀네임</w:t>
+            </w:r>
+          </w:p>
+        </w:tc>
+        <w:tc>
+          <w:tcPr>
+            <w:tcW w:type="dxa" w:w="1560"/>
+          </w:tcPr>
+          <w:p>
+            <w:r>
+              <w:t>약어</w:t>
+            </w:r>
+          </w:p>
+        </w:tc>
+        <w:tc>
+          <w:tcPr>
+            <w:tcW w:type="dxa" w:w="1560"/>
+          </w:tcPr>
+          <w:p>
+            <w:r>
+              <w:t>도메인 약어</w:t>
+            </w:r>
+          </w:p>
+        </w:tc>
+        <w:tc>
+          <w:tcPr>
+            <w:tcW w:type="dxa" w:w="1560"/>
+          </w:tcPr>
+          <w:p>
+            <w:r>
+              <w:t>의미 / 기본 타입</w:t>
+            </w:r>
+          </w:p>
+        </w:tc>
+      </w:tr>
+      <w:tr>
+        <w:tc>
+          <w:tcPr>
+            <w:tcW w:type="dxa" w:w="1560"/>
+          </w:tcPr>
+          <w:p>
+            <w:r>
+              <w:t>datetime</w:t>
+            </w:r>
+          </w:p>
+        </w:tc>
+        <w:tc>
+          <w:tcPr>
+            <w:tcW w:type="dxa" w:w="1560"/>
+          </w:tcPr>
+          <w:p>
+            <w:r>
+              <w:t>dtm</w:t>
+            </w:r>
+          </w:p>
+        </w:tc>
+        <w:tc>
+          <w:tcPr>
+            <w:tcW w:type="dxa" w:w="1560"/>
+          </w:tcPr>
+          <w:p>
+            <w:r>
+              <w:t>approval</w:t>
+            </w:r>
+          </w:p>
+        </w:tc>
+        <w:tc>
+          <w:tcPr>
+            <w:tcW w:type="dxa" w:w="1560"/>
+          </w:tcPr>
+          <w:p>
+            <w:r>
+              <w:t>apv</w:t>
+            </w:r>
+          </w:p>
+        </w:tc>
+        <w:tc>
+          <w:tcPr>
+            <w:tcW w:type="dxa" w:w="1560"/>
+          </w:tcPr>
+          <w:p>
+            <w:r>
+              <w:t>id</w:t>
+            </w:r>
+          </w:p>
+        </w:tc>
+        <w:tc>
+          <w:tcPr>
+            <w:tcW w:type="dxa" w:w="1560"/>
+          </w:tcPr>
+          <w:p>
+            <w:r>
+              <w:t>식별자 / UUID·TEXT</w:t>
+            </w:r>
+          </w:p>
+        </w:tc>
+      </w:tr>
+      <w:tr>
+        <w:tc>
+          <w:tcPr>
+            <w:tcW w:type="dxa" w:w="1560"/>
+          </w:tcPr>
+          <w:p>
+            <w:r>
+              <w:t>register</w:t>
+            </w:r>
+          </w:p>
+        </w:tc>
+        <w:tc>
+          <w:tcPr>
+            <w:tcW w:type="dxa" w:w="1560"/>
+          </w:tcPr>
+          <w:p>
+            <w:r>
+              <w:t>reg</w:t>
+            </w:r>
+          </w:p>
+        </w:tc>
+        <w:tc>
+          <w:tcPr>
+            <w:tcW w:type="dxa" w:w="1560"/>
+          </w:tcPr>
+          <w:p>
+            <w:r>
+              <w:t>system</w:t>
+            </w:r>
+          </w:p>
+        </w:tc>
+        <w:tc>
+          <w:tcPr>
+            <w:tcW w:type="dxa" w:w="1560"/>
+          </w:tcPr>
+          <w:p>
+            <w:r>
+              <w:t>sys</w:t>
+            </w:r>
+          </w:p>
+        </w:tc>
+        <w:tc>
+          <w:tcPr>
+            <w:tcW w:type="dxa" w:w="1560"/>
+          </w:tcPr>
+          <w:p>
+            <w:r>
+              <w:t>nm</w:t>
+            </w:r>
+          </w:p>
+        </w:tc>
+        <w:tc>
+          <w:tcPr>
+            <w:tcW w:type="dxa" w:w="1560"/>
+          </w:tcPr>
+          <w:p>
+            <w:r>
+              <w:t>이름 / VARCHAR(n)</w:t>
+            </w:r>
+          </w:p>
+        </w:tc>
+      </w:tr>
+      <w:tr>
+        <w:tc>
+          <w:tcPr>
+            <w:tcW w:type="dxa" w:w="1560"/>
+          </w:tcPr>
+          <w:p>
+            <w:r>
+              <w:t>registrant(등록자)</w:t>
+            </w:r>
+          </w:p>
+        </w:tc>
+        <w:tc>
+          <w:tcPr>
+            <w:tcW w:type="dxa" w:w="1560"/>
+          </w:tcPr>
+          <w:p>
+            <w:r>
+              <w:t>regr</w:t>
+            </w:r>
+          </w:p>
+        </w:tc>
+        <w:tc>
+          <w:tcPr>
+            <w:tcW w:type="dxa" w:w="1560"/>
+          </w:tcPr>
+          <w:p>
+            <w:r>
+              <w:t>board</w:t>
+            </w:r>
+          </w:p>
+        </w:tc>
+        <w:tc>
+          <w:tcPr>
+            <w:tcW w:type="dxa" w:w="1560"/>
+          </w:tcPr>
+          <w:p>
+            <w:r>
+              <w:t>brd</w:t>
+            </w:r>
+          </w:p>
+        </w:tc>
+        <w:tc>
+          <w:tcPr>
+            <w:tcW w:type="dxa" w:w="1560"/>
+          </w:tcPr>
+          <w:p>
+            <w:r>
+              <w:t>cd</w:t>
+            </w:r>
+          </w:p>
+        </w:tc>
+        <w:tc>
+          <w:tcPr>
+            <w:tcW w:type="dxa" w:w="1560"/>
+          </w:tcPr>
+          <w:p>
+            <w:r>
+              <w:t>코드 / VARCHAR(n)</w:t>
+            </w:r>
+          </w:p>
+        </w:tc>
+      </w:tr>
+      <w:tr>
+        <w:tc>
+          <w:tcPr>
+            <w:tcW w:type="dxa" w:w="1560"/>
+          </w:tcPr>
+          <w:p>
+            <w:r>
+              <w:t>modified</w:t>
+            </w:r>
+          </w:p>
+        </w:tc>
+        <w:tc>
+          <w:tcPr>
+            <w:tcW w:type="dxa" w:w="1560"/>
+          </w:tcPr>
+          <w:p>
+            <w:r>
+              <w:t>mod</w:t>
+            </w:r>
+          </w:p>
+        </w:tc>
+        <w:tc>
+          <w:tcPr>
+            <w:tcW w:type="dxa" w:w="1560"/>
+          </w:tcPr>
+          <w:p>
+            <w:r>
+              <w:t>standard</w:t>
+            </w:r>
+          </w:p>
+        </w:tc>
+        <w:tc>
+          <w:tcPr>
+            <w:tcW w:type="dxa" w:w="1560"/>
+          </w:tcPr>
+          <w:p>
+            <w:r>
+              <w:t>std</w:t>
+            </w:r>
+          </w:p>
+        </w:tc>
+        <w:tc>
+          <w:tcPr>
+            <w:tcW w:type="dxa" w:w="1560"/>
+          </w:tcPr>
+          <w:p>
+            <w:r>
+              <w:t>yn</w:t>
+            </w:r>
+          </w:p>
+        </w:tc>
+        <w:tc>
+          <w:tcPr>
+            <w:tcW w:type="dxa" w:w="1560"/>
+          </w:tcPr>
+          <w:p>
+            <w:r>
+              <w:t>여부 / CHAR(1)</w:t>
+            </w:r>
+          </w:p>
+        </w:tc>
+      </w:tr>
+      <w:tr>
+        <w:tc>
+          <w:tcPr>
+            <w:tcW w:type="dxa" w:w="1560"/>
+          </w:tcPr>
+          <w:p>
+            <w:r>
+              <w:t>modifier(변경자)</w:t>
+            </w:r>
+          </w:p>
+        </w:tc>
+        <w:tc>
+          <w:tcPr>
+            <w:tcW w:type="dxa" w:w="1560"/>
+          </w:tcPr>
+          <w:p>
+            <w:r>
+              <w:t>modr</w:t>
+            </w:r>
+          </w:p>
+        </w:tc>
+        <w:tc>
+          <w:tcPr>
+            <w:tcW w:type="dxa" w:w="1560"/>
+          </w:tcPr>
+          <w:p>
+            <w:r>
+              <w:t>authentication</w:t>
+            </w:r>
+          </w:p>
+        </w:tc>
+        <w:tc>
+          <w:tcPr>
+            <w:tcW w:type="dxa" w:w="1560"/>
+          </w:tcPr>
+          <w:p>
+            <w:r>
+              <w:t>auth</w:t>
+            </w:r>
+          </w:p>
+        </w:tc>
+        <w:tc>
+          <w:tcPr>
+            <w:tcW w:type="dxa" w:w="1560"/>
+          </w:tcPr>
+          <w:p>
+            <w:r>
+              <w:t>dtm</w:t>
+            </w:r>
+          </w:p>
+        </w:tc>
+        <w:tc>
+          <w:tcPr>
+            <w:tcW w:type="dxa" w:w="1560"/>
+          </w:tcPr>
+          <w:p>
+            <w:r>
+              <w:t>일시 / TIMESTAMPTZ</w:t>
+            </w:r>
+          </w:p>
+        </w:tc>
+      </w:tr>
+      <w:tr>
+        <w:tc>
+          <w:tcPr>
+            <w:tcW w:type="dxa" w:w="1560"/>
+          </w:tcPr>
+          <w:p>
+            <w:r>
+              <w:t>delete</w:t>
+            </w:r>
+          </w:p>
+        </w:tc>
+        <w:tc>
+          <w:tcPr>
+            <w:tcW w:type="dxa" w:w="1560"/>
+          </w:tcPr>
+          <w:p>
+            <w:r>
+              <w:t>del</w:t>
+            </w:r>
+          </w:p>
+        </w:tc>
+        <w:tc>
+          <w:tcPr>
+            <w:tcW w:type="dxa" w:w="1560"/>
+          </w:tcPr>
+          <w:p>
+            <w:r>
+              <w:t>message</w:t>
+            </w:r>
+          </w:p>
+        </w:tc>
+        <w:tc>
+          <w:tcPr>
+            <w:tcW w:type="dxa" w:w="1560"/>
+          </w:tcPr>
+          <w:p>
+            <w:r>
+              <w:t>msg</w:t>
+            </w:r>
+          </w:p>
+        </w:tc>
+        <w:tc>
+          <w:tcPr>
+            <w:tcW w:type="dxa" w:w="1560"/>
+          </w:tcPr>
+          <w:p>
+            <w:r>
+              <w:t>dt</w:t>
+            </w:r>
+          </w:p>
+        </w:tc>
+        <w:tc>
+          <w:tcPr>
+            <w:tcW w:type="dxa" w:w="1560"/>
+          </w:tcPr>
+          <w:p>
+            <w:r>
+              <w:t>날짜 / DATE</w:t>
+            </w:r>
+          </w:p>
+        </w:tc>
+      </w:tr>
+      <w:tr>
+        <w:tc>
+          <w:tcPr>
+            <w:tcW w:type="dxa" w:w="1560"/>
+          </w:tcPr>
+          <w:p>
+            <w:r>
+              <w:t>user</w:t>
+            </w:r>
+          </w:p>
+        </w:tc>
+        <w:tc>
+          <w:tcPr>
+            <w:tcW w:type="dxa" w:w="1560"/>
+          </w:tcPr>
+          <w:p>
+            <w:r>
+              <w:t>usr</w:t>
+            </w:r>
+          </w:p>
+        </w:tc>
+        <w:tc>
+          <w:tcPr>
+            <w:tcW w:type="dxa" w:w="1560"/>
+          </w:tcPr>
+          <w:p>
+            <w:r>
+              <w:t>member</w:t>
+            </w:r>
+          </w:p>
+        </w:tc>
+        <w:tc>
+          <w:tcPr>
+            <w:tcW w:type="dxa" w:w="1560"/>
+          </w:tcPr>
+          <w:p>
+            <w:r>
+              <w:t>mbr</w:t>
+            </w:r>
+          </w:p>
+        </w:tc>
+        <w:tc>
+          <w:tcPr>
+            <w:tcW w:type="dxa" w:w="1560"/>
+          </w:tcPr>
+          <w:p>
+            <w:r>
+              <w:t>no</w:t>
+            </w:r>
+          </w:p>
+        </w:tc>
+        <w:tc>
+          <w:tcPr>
+            <w:tcW w:type="dxa" w:w="1560"/>
+          </w:tcPr>
+          <w:p>
+            <w:r>
+              <w:t>번호 / INT(외부 식별번호는 VARCHAR)</w:t>
+            </w:r>
+          </w:p>
+        </w:tc>
+      </w:tr>
+      <w:tr>
+        <w:tc>
+          <w:tcPr>
+            <w:tcW w:type="dxa" w:w="1560"/>
+          </w:tcPr>
+          <w:p>
+            <w:r>
+              <w:t>payment</w:t>
+            </w:r>
+          </w:p>
+        </w:tc>
+        <w:tc>
+          <w:tcPr>
+            <w:tcW w:type="dxa" w:w="1560"/>
+          </w:tcPr>
+          <w:p>
+            <w:r>
+              <w:t>pymnt *</w:t>
+            </w:r>
+          </w:p>
+        </w:tc>
+        <w:tc>
+          <w:tcPr>
+            <w:tcW w:type="dxa" w:w="1560"/>
+          </w:tcPr>
+          <w:p>
+            <w:r>
+              <w:t>room</w:t>
+            </w:r>
+          </w:p>
+        </w:tc>
+        <w:tc>
+          <w:tcPr>
+            <w:tcW w:type="dxa" w:w="1560"/>
+          </w:tcPr>
+          <w:p>
+            <w:r>
+              <w:t>room</w:t>
+            </w:r>
+          </w:p>
+        </w:tc>
+        <w:tc>
+          <w:tcPr>
+            <w:tcW w:type="dxa" w:w="1560"/>
+          </w:tcPr>
+          <w:p>
+            <w:r>
+              <w:t>cnt</w:t>
+            </w:r>
+          </w:p>
+        </w:tc>
+        <w:tc>
+          <w:tcPr>
+            <w:tcW w:type="dxa" w:w="1560"/>
+          </w:tcPr>
+          <w:p>
+            <w:r>
+              <w:t>건수 / INT</w:t>
+            </w:r>
+          </w:p>
+        </w:tc>
+      </w:tr>
+      <w:tr>
+        <w:tc>
+          <w:tcPr>
+            <w:tcW w:type="dxa" w:w="1560"/>
+          </w:tcPr>
+          <w:p>
+            <w:r>
+              <w:t>attachment</w:t>
+            </w:r>
+          </w:p>
+        </w:tc>
+        <w:tc>
+          <w:tcPr>
+            <w:tcW w:type="dxa" w:w="1560"/>
+          </w:tcPr>
+          <w:p>
+            <w:r>
+              <w:t>attch *</w:t>
+            </w:r>
+          </w:p>
+        </w:tc>
+        <w:tc>
+          <w:tcPr>
+            <w:tcW w:type="dxa" w:w="1560"/>
+          </w:tcPr>
+          <w:p>
+            <w:r>
+              <w:t>sticker</w:t>
+            </w:r>
+          </w:p>
+        </w:tc>
+        <w:tc>
+          <w:tcPr>
+            <w:tcW w:type="dxa" w:w="1560"/>
+          </w:tcPr>
+          <w:p>
+            <w:r>
+              <w:t>stkr</w:t>
+            </w:r>
+          </w:p>
+        </w:tc>
+        <w:tc>
+          <w:tcPr>
+            <w:tcW w:type="dxa" w:w="1560"/>
+          </w:tcPr>
+          <w:p>
+            <w:r>
+              <w:t>amt</w:t>
+            </w:r>
+          </w:p>
+        </w:tc>
+        <w:tc>
+          <w:tcPr>
+            <w:tcW w:type="dxa" w:w="1560"/>
+          </w:tcPr>
+          <w:p>
+            <w:r>
+              <w:t>금액 / NUMERIC·BIGINT</w:t>
+            </w:r>
+          </w:p>
+        </w:tc>
+      </w:tr>
+      <w:tr>
+        <w:tc>
+          <w:tcPr>
+            <w:tcW w:type="dxa" w:w="1560"/>
+          </w:tcPr>
+          <w:p>
+            <w:r>
+              <w:t>comment</w:t>
+            </w:r>
+          </w:p>
+        </w:tc>
+        <w:tc>
+          <w:tcPr>
+            <w:tcW w:type="dxa" w:w="1560"/>
+          </w:tcPr>
+          <w:p>
+            <w:r>
+              <w:t>cmnt</w:t>
+            </w:r>
+          </w:p>
+        </w:tc>
+        <w:tc>
+          <w:tcPr>
+            <w:tcW w:type="dxa" w:w="1560"/>
+          </w:tcPr>
+          <w:p>
+            <w:r>
+              <w:t>subscription</w:t>
+            </w:r>
+          </w:p>
+        </w:tc>
+        <w:tc>
+          <w:tcPr>
+            <w:tcW w:type="dxa" w:w="1560"/>
+          </w:tcPr>
+          <w:p>
+            <w:r>
+              <w:t>subscr *</w:t>
+            </w:r>
+          </w:p>
+        </w:tc>
+        <w:tc>
+          <w:tcPr>
+            <w:tcW w:type="dxa" w:w="1560"/>
+          </w:tcPr>
+          <w:p>
+            <w:r>
+              <w:t>sz</w:t>
+            </w:r>
+          </w:p>
+        </w:tc>
+        <w:tc>
+          <w:tcPr>
+            <w:tcW w:type="dxa" w:w="1560"/>
+          </w:tcPr>
+          <w:p>
+            <w:r>
+              <w:t>크기 / BIGINT</w:t>
+            </w:r>
+          </w:p>
+        </w:tc>
+      </w:tr>
+      <w:tr>
+        <w:tc>
+          <w:tcPr>
+            <w:tcW w:type="dxa" w:w="1560"/>
+          </w:tcPr>
+          <w:p>
+            <w:r>
+              <w:t>dictionary</w:t>
+            </w:r>
+          </w:p>
+        </w:tc>
+        <w:tc>
+          <w:tcPr>
+            <w:tcW w:type="dxa" w:w="1560"/>
+          </w:tcPr>
+          <w:p>
+            <w:r>
+              <w:t>dic</w:t>
+            </w:r>
+          </w:p>
+        </w:tc>
+        <w:tc>
+          <w:tcPr>
+            <w:tcW w:type="dxa" w:w="1560"/>
+          </w:tcPr>
+          <w:p>
+            <w:r>
+              <w:t>theme</w:t>
+            </w:r>
+          </w:p>
+        </w:tc>
+        <w:tc>
+          <w:tcPr>
+            <w:tcW w:type="dxa" w:w="1560"/>
+          </w:tcPr>
+          <w:p>
+            <w:r>
+              <w:t>theme *</w:t>
+            </w:r>
+          </w:p>
+        </w:tc>
+        <w:tc>
+          <w:tcPr>
+            <w:tcW w:type="dxa" w:w="1560"/>
+          </w:tcPr>
+          <w:p>
+            <w:r>
+              <w:t>ord</w:t>
+            </w:r>
+          </w:p>
+        </w:tc>
+        <w:tc>
+          <w:tcPr>
+            <w:tcW w:type="dxa" w:w="1560"/>
+          </w:tcPr>
+          <w:p>
+            <w:r>
+              <w:t>순서 — 신규 사용 금지(v2.3), seq로 통합</w:t>
+            </w:r>
+          </w:p>
+        </w:tc>
+      </w:tr>
+      <w:tr>
+        <w:tc>
+          <w:tcPr>
+            <w:tcW w:type="dxa" w:w="1560"/>
+          </w:tcPr>
+          <w:p>
+            <w:r>
+              <w:t>domain</w:t>
+            </w:r>
+          </w:p>
+        </w:tc>
+        <w:tc>
+          <w:tcPr>
+            <w:tcW w:type="dxa" w:w="1560"/>
+          </w:tcPr>
+          <w:p>
+            <w:r>
+              <w:t>dom</w:t>
+            </w:r>
+          </w:p>
+        </w:tc>
+        <w:tc>
+          <w:tcPr>
+            <w:tcW w:type="dxa" w:w="1560"/>
+          </w:tcPr>
+          <w:p>
+            <w:r>
+              <w:t>latitude</w:t>
+            </w:r>
+          </w:p>
+        </w:tc>
+        <w:tc>
+          <w:tcPr>
+            <w:tcW w:type="dxa" w:w="1560"/>
+          </w:tcPr>
+          <w:p>
+            <w:r>
+              <w:t>latd</w:t>
+            </w:r>
+          </w:p>
+        </w:tc>
+        <w:tc>
+          <w:tcPr>
+            <w:tcW w:type="dxa" w:w="1560"/>
+          </w:tcPr>
+          <w:p>
+            <w:r>
+              <w:t>url</w:t>
+            </w:r>
+          </w:p>
+        </w:tc>
+        <w:tc>
+          <w:tcPr>
+            <w:tcW w:type="dxa" w:w="1560"/>
+          </w:tcPr>
+          <w:p>
+            <w:r>
+              <w:t>URL / TEXT</w:t>
+            </w:r>
+          </w:p>
+        </w:tc>
+      </w:tr>
+      <w:tr>
+        <w:tc>
+          <w:tcPr>
+            <w:tcW w:type="dxa" w:w="1560"/>
+          </w:tcPr>
+          <w:p>
+            <w:r>
+              <w:t>term</w:t>
+            </w:r>
+          </w:p>
+        </w:tc>
+        <w:tc>
+          <w:tcPr>
+            <w:tcW w:type="dxa" w:w="1560"/>
+          </w:tcPr>
+          <w:p>
+            <w:r>
+              <w:t>term</w:t>
+            </w:r>
+          </w:p>
+        </w:tc>
+        <w:tc>
+          <w:tcPr>
+            <w:tcW w:type="dxa" w:w="1560"/>
+          </w:tcPr>
+          <w:p>
+            <w:r>
+              <w:t>longitude</w:t>
+            </w:r>
+          </w:p>
+        </w:tc>
+        <w:tc>
+          <w:tcPr>
+            <w:tcW w:type="dxa" w:w="1560"/>
+          </w:tcPr>
+          <w:p>
+            <w:r>
+              <w:t>lngt</w:t>
+            </w:r>
+          </w:p>
+        </w:tc>
+        <w:tc>
+          <w:tcPr>
+            <w:tcW w:type="dxa" w:w="1560"/>
+          </w:tcPr>
+          <w:p>
+            <w:r>
+              <w:t>desc</w:t>
+            </w:r>
+          </w:p>
+        </w:tc>
+        <w:tc>
+          <w:tcPr>
+            <w:tcW w:type="dxa" w:w="1560"/>
+          </w:tcPr>
+          <w:p>
+            <w:r>
+              <w:t>설명 / TEXT</w:t>
+            </w:r>
+          </w:p>
+        </w:tc>
+      </w:tr>
+      <w:tr>
+        <w:tc>
+          <w:tcPr>
+            <w:tcW w:type="dxa" w:w="1560"/>
+          </w:tcPr>
+          <w:p>
+            <w:r>
+              <w:t>code</w:t>
+            </w:r>
+          </w:p>
+        </w:tc>
+        <w:tc>
+          <w:tcPr>
+            <w:tcW w:type="dxa" w:w="1560"/>
+          </w:tcPr>
+          <w:p>
+            <w:r>
+              <w:t>cd</w:t>
+            </w:r>
+          </w:p>
+        </w:tc>
+        <w:tc>
+          <w:tcPr>
+            <w:tcW w:type="dxa" w:w="1560"/>
+          </w:tcPr>
+          <w:p>
+            <w:r>
+              <w:t>coordinate</w:t>
+            </w:r>
+          </w:p>
+        </w:tc>
+        <w:tc>
+          <w:tcPr>
+            <w:tcW w:type="dxa" w:w="1560"/>
+          </w:tcPr>
+          <w:p>
+            <w:r>
+              <w:t>crd</w:t>
+            </w:r>
+          </w:p>
+        </w:tc>
+        <w:tc>
+          <w:tcPr>
+            <w:tcW w:type="dxa" w:w="1560"/>
+          </w:tcPr>
+          <w:p>
+            <w:r>
+              <w:t>crd</w:t>
+            </w:r>
+          </w:p>
+        </w:tc>
+        <w:tc>
+          <w:tcPr>
+            <w:tcW w:type="dxa" w:w="1560"/>
+          </w:tcPr>
+          <w:p>
+            <w:r>
+              <w:t>좌표값 / NUMERIC(11,8)</w:t>
+            </w:r>
+          </w:p>
+        </w:tc>
+      </w:tr>
+      <w:tr>
+        <w:tc>
+          <w:tcPr>
+            <w:tcW w:type="dxa" w:w="1560"/>
+          </w:tcPr>
+          <w:p>
+            <w:r>
+              <w:t>column</w:t>
+            </w:r>
+          </w:p>
+        </w:tc>
+        <w:tc>
+          <w:tcPr>
+            <w:tcW w:type="dxa" w:w="1560"/>
+          </w:tcPr>
+          <w:p>
+            <w:r>
+              <w:t>col</w:t>
+            </w:r>
+          </w:p>
+        </w:tc>
+        <w:tc>
+          <w:tcPr>
+            <w:tcW w:type="dxa" w:w="1560"/>
+          </w:tcPr>
+          <w:p>
+            <w:r>
+              <w:t>move(이동)</w:t>
+            </w:r>
+          </w:p>
+        </w:tc>
+        <w:tc>
+          <w:tcPr>
+            <w:tcW w:type="dxa" w:w="1560"/>
+          </w:tcPr>
+          <w:p>
+            <w:r>
+              <w:t>mv</w:t>
+            </w:r>
+          </w:p>
+        </w:tc>
+        <w:tc>
+          <w:tcPr>
+            <w:tcW w:type="dxa" w:w="1560"/>
+          </w:tcPr>
+          <w:p>
+            <w:r>
+              <w:t>val</w:t>
+            </w:r>
+          </w:p>
+        </w:tc>
+        <w:tc>
+          <w:tcPr>
+            <w:tcW w:type="dxa" w:w="1560"/>
+          </w:tcPr>
+          <w:p>
+            <w:r>
+              <w:t>값 / JSONB</w:t>
+            </w:r>
+          </w:p>
+        </w:tc>
+      </w:tr>
+      <w:tr>
+        <w:tc>
+          <w:tcPr>
+            <w:tcW w:type="dxa" w:w="1560"/>
+          </w:tcPr>
+          <w:p>
+            <w:r>
+              <w:t>number</w:t>
+            </w:r>
+          </w:p>
+        </w:tc>
+        <w:tc>
+          <w:tcPr>
+            <w:tcW w:type="dxa" w:w="1560"/>
+          </w:tcPr>
+          <w:p>
+            <w:r>
+              <w:t>no</w:t>
+            </w:r>
+          </w:p>
+        </w:tc>
+        <w:tc>
+          <w:tcPr>
+            <w:tcW w:type="dxa" w:w="1560"/>
+          </w:tcPr>
+          <w:p>
+            <w:r>
+              <w:t>order(주문)</w:t>
+            </w:r>
+          </w:p>
+        </w:tc>
+        <w:tc>
+          <w:tcPr>
+            <w:tcW w:type="dxa" w:w="1560"/>
+          </w:tcPr>
+          <w:p>
+            <w:r>
+              <w:t>ord</w:t>
+            </w:r>
+          </w:p>
+        </w:tc>
+        <w:tc>
+          <w:tcPr>
+            <w:tcW w:type="dxa" w:w="1560"/>
+          </w:tcPr>
+          <w:p>
+            <w:r>
+              <w:t>uid</w:t>
+            </w:r>
+          </w:p>
+        </w:tc>
+        <w:tc>
+          <w:tcPr>
+            <w:tcW w:type="dxa" w:w="1560"/>
+          </w:tcPr>
+          <w:p>
+            <w:r>
+              <w:t>외부 시스템 식별자 / TEXT</w:t>
+            </w:r>
+          </w:p>
+        </w:tc>
+      </w:tr>
+      <w:tr>
+        <w:tc>
+          <w:tcPr>
+            <w:tcW w:type="dxa" w:w="1560"/>
+          </w:tcPr>
+          <w:p>
+            <w:r>
+              <w:t>name</w:t>
+            </w:r>
+          </w:p>
+        </w:tc>
+        <w:tc>
+          <w:tcPr>
+            <w:tcW w:type="dxa" w:w="1560"/>
+          </w:tcPr>
+          <w:p>
+            <w:r>
+              <w:t>nm</w:t>
+            </w:r>
+          </w:p>
+        </w:tc>
+        <w:tc>
+          <w:tcPr>
+            <w:tcW w:type="dxa" w:w="1560"/>
+          </w:tcPr>
+          <w:p>
+            <w:r/>
+          </w:p>
+        </w:tc>
+        <w:tc>
+          <w:tcPr>
+            <w:tcW w:type="dxa" w:w="1560"/>
+          </w:tcPr>
+          <w:p>
+            <w:r/>
+          </w:p>
+        </w:tc>
+        <w:tc>
+          <w:tcPr>
+            <w:tcW w:type="dxa" w:w="1560"/>
+          </w:tcPr>
+          <w:p>
+            <w:r>
+              <w:t>txt</w:t>
+            </w:r>
+          </w:p>
+        </w:tc>
+        <w:tc>
+          <w:tcPr>
+            <w:tcW w:type="dxa" w:w="1560"/>
+          </w:tcPr>
+          <w:p>
+            <w:r>
+              <w:t>텍스트 / TEXT</w:t>
+            </w:r>
+          </w:p>
+        </w:tc>
+      </w:tr>
+      <w:tr>
+        <w:tc>
+          <w:tcPr>
+            <w:tcW w:type="dxa" w:w="1560"/>
+          </w:tcPr>
+          <w:p>
+            <w:r>
+              <w:t>description</w:t>
+            </w:r>
+          </w:p>
+        </w:tc>
+        <w:tc>
+          <w:tcPr>
+            <w:tcW w:type="dxa" w:w="1560"/>
+          </w:tcPr>
+          <w:p>
+            <w:r>
+              <w:t>desc</w:t>
+            </w:r>
+          </w:p>
+        </w:tc>
+        <w:tc>
+          <w:tcPr>
+            <w:tcW w:type="dxa" w:w="1560"/>
+          </w:tcPr>
+          <w:p>
+            <w:r/>
+          </w:p>
+        </w:tc>
+        <w:tc>
+          <w:tcPr>
+            <w:tcW w:type="dxa" w:w="1560"/>
+          </w:tcPr>
+          <w:p>
+            <w:r/>
+          </w:p>
+        </w:tc>
+        <w:tc>
+          <w:tcPr>
+            <w:tcW w:type="dxa" w:w="1560"/>
+          </w:tcPr>
+          <w:p>
+            <w:r>
+              <w:t>cont</w:t>
+            </w:r>
+          </w:p>
+        </w:tc>
+        <w:tc>
+          <w:tcPr>
+            <w:tcW w:type="dxa" w:w="1560"/>
+          </w:tcPr>
+          <w:p>
+            <w:r>
+              <w:t>내용 / TEXT</w:t>
+            </w:r>
+          </w:p>
+        </w:tc>
+      </w:tr>
+      <w:tr>
+        <w:tc>
+          <w:tcPr>
+            <w:tcW w:type="dxa" w:w="1560"/>
+          </w:tcPr>
+          <w:p>
+            <w:r>
+              <w:t>status</w:t>
+            </w:r>
+          </w:p>
+        </w:tc>
+        <w:tc>
+          <w:tcPr>
+            <w:tcW w:type="dxa" w:w="1560"/>
+          </w:tcPr>
+          <w:p>
+            <w:r>
+              <w:t>sts</w:t>
+            </w:r>
+          </w:p>
+        </w:tc>
+        <w:tc>
+          <w:tcPr>
+            <w:tcW w:type="dxa" w:w="1560"/>
+          </w:tcPr>
+          <w:p>
+            <w:r/>
+          </w:p>
+        </w:tc>
+        <w:tc>
+          <w:tcPr>
+            <w:tcW w:type="dxa" w:w="1560"/>
+          </w:tcPr>
+          <w:p>
+            <w:r/>
+          </w:p>
+        </w:tc>
+        <w:tc>
+          <w:tcPr>
+            <w:tcW w:type="dxa" w:w="1560"/>
+          </w:tcPr>
+          <w:p>
+            <w:r>
+              <w:t>key</w:t>
+            </w:r>
+          </w:p>
+        </w:tc>
+        <w:tc>
+          <w:tcPr>
+            <w:tcW w:type="dxa" w:w="1560"/>
+          </w:tcPr>
+          <w:p>
+            <w:r>
+              <w:t>키 / TEXT</w:t>
+            </w:r>
+          </w:p>
+        </w:tc>
+      </w:tr>
+      <w:tr>
+        <w:tc>
+          <w:tcPr>
+            <w:tcW w:type="dxa" w:w="1560"/>
+          </w:tcPr>
+          <w:p>
+            <w:r>
+              <w:t>type</w:t>
+            </w:r>
+          </w:p>
+        </w:tc>
+        <w:tc>
+          <w:tcPr>
+            <w:tcW w:type="dxa" w:w="1560"/>
+          </w:tcPr>
+          <w:p>
+            <w:r>
+              <w:t>tp</w:t>
+            </w:r>
+          </w:p>
+        </w:tc>
+        <w:tc>
+          <w:tcPr>
+            <w:tcW w:type="dxa" w:w="1560"/>
+          </w:tcPr>
+          <w:p>
+            <w:r/>
+          </w:p>
+        </w:tc>
+        <w:tc>
+          <w:tcPr>
+            <w:tcW w:type="dxa" w:w="1560"/>
+          </w:tcPr>
+          <w:p>
+            <w:r/>
+          </w:p>
+        </w:tc>
+        <w:tc>
+          <w:tcPr>
+            <w:tcW w:type="dxa" w:w="1560"/>
+          </w:tcPr>
+          <w:p>
+            <w:r>
+              <w:t>pi</w:t>
+            </w:r>
+          </w:p>
+        </w:tc>
+        <w:tc>
+          <w:tcPr>
+            <w:tcW w:type="dxa" w:w="1560"/>
+          </w:tcPr>
+          <w:p>
+            <w:r>
+              <w:t>Pi 금액 / NUMERIC</w:t>
+            </w:r>
+          </w:p>
+        </w:tc>
+      </w:tr>
+      <w:tr>
+        <w:tc>
+          <w:tcPr>
+            <w:tcW w:type="dxa" w:w="1560"/>
+          </w:tcPr>
+          <w:p>
+            <w:r>
+              <w:t>category</w:t>
+            </w:r>
+          </w:p>
+        </w:tc>
+        <w:tc>
+          <w:tcPr>
+            <w:tcW w:type="dxa" w:w="1560"/>
+          </w:tcPr>
+          <w:p>
+            <w:r>
+              <w:t>ctgr</w:t>
+            </w:r>
+          </w:p>
+        </w:tc>
+        <w:tc>
+          <w:tcPr>
+            <w:tcW w:type="dxa" w:w="1560"/>
+          </w:tcPr>
+          <w:p>
+            <w:r/>
+          </w:p>
+        </w:tc>
+        <w:tc>
+          <w:tcPr>
+            <w:tcW w:type="dxa" w:w="1560"/>
+          </w:tcPr>
+          <w:p>
+            <w:r/>
+          </w:p>
+        </w:tc>
+        <w:tc>
+          <w:tcPr>
+            <w:tcW w:type="dxa" w:w="1560"/>
+          </w:tcPr>
+          <w:p>
+            <w:r>
+              <w:t>pct</w:t>
+            </w:r>
+          </w:p>
+        </w:tc>
+        <w:tc>
+          <w:tcPr>
+            <w:tcW w:type="dxa" w:w="1560"/>
+          </w:tcPr>
+          <w:p>
+            <w:r>
+              <w:t>백분율 / NUMERIC</w:t>
+            </w:r>
+          </w:p>
+        </w:tc>
+      </w:tr>
+      <w:tr>
+        <w:tc>
+          <w:tcPr>
+            <w:tcW w:type="dxa" w:w="1560"/>
+          </w:tcPr>
+          <w:p>
+            <w:r>
+              <w:t>sequence</w:t>
+            </w:r>
+          </w:p>
+        </w:tc>
+        <w:tc>
+          <w:tcPr>
+            <w:tcW w:type="dxa" w:w="1560"/>
+          </w:tcPr>
+          <w:p>
+            <w:r>
+              <w:t>seq</w:t>
+            </w:r>
+          </w:p>
+        </w:tc>
+        <w:tc>
+          <w:tcPr>
+            <w:tcW w:type="dxa" w:w="1560"/>
+          </w:tcPr>
+          <w:p>
+            <w:r/>
+          </w:p>
+        </w:tc>
+        <w:tc>
+          <w:tcPr>
+            <w:tcW w:type="dxa" w:w="1560"/>
+          </w:tcPr>
+          <w:p>
+            <w:r/>
+          </w:p>
+        </w:tc>
+        <w:tc>
+          <w:tcPr>
+            <w:tcW w:type="dxa" w:w="1560"/>
+          </w:tcPr>
+          <w:p>
+            <w:r>
+              <w:t>seq</w:t>
+            </w:r>
+          </w:p>
+        </w:tc>
+        <w:tc>
+          <w:tcPr>
+            <w:tcW w:type="dxa" w:w="1560"/>
+          </w:tcPr>
+          <w:p>
+            <w:r>
+              <w:t>순번 / INT·BIGINT</w:t>
+            </w:r>
+          </w:p>
+        </w:tc>
+      </w:tr>
+      <w:tr>
+        <w:tc>
+          <w:tcPr>
+            <w:tcW w:type="dxa" w:w="1560"/>
+          </w:tcPr>
+          <w:p>
+            <w:r>
+              <w:t>count</w:t>
+            </w:r>
+          </w:p>
+        </w:tc>
+        <w:tc>
+          <w:tcPr>
+            <w:tcW w:type="dxa" w:w="1560"/>
+          </w:tcPr>
+          <w:p>
+            <w:r>
+              <w:t>cnt</w:t>
+            </w:r>
+          </w:p>
+        </w:tc>
+        <w:tc>
+          <w:tcPr>
+            <w:tcW w:type="dxa" w:w="1560"/>
+          </w:tcPr>
+          <w:p>
+            <w:r/>
+          </w:p>
+        </w:tc>
+        <w:tc>
+          <w:tcPr>
+            <w:tcW w:type="dxa" w:w="1560"/>
+          </w:tcPr>
+          <w:p>
+            <w:r/>
+          </w:p>
+        </w:tc>
+        <w:tc>
+          <w:tcPr>
+            <w:tcW w:type="dxa" w:w="1560"/>
+          </w:tcPr>
+          <w:p>
+            <w:r>
+              <w:t>tp</w:t>
+            </w:r>
+          </w:p>
+        </w:tc>
+        <w:tc>
+          <w:tcPr>
+            <w:tcW w:type="dxa" w:w="1560"/>
+          </w:tcPr>
+          <w:p>
+            <w:r>
+              <w:t>유형 / VARCHAR(n)</w:t>
+            </w:r>
+          </w:p>
+        </w:tc>
+      </w:tr>
+      <w:tr>
+        <w:tc>
+          <w:tcPr>
+            <w:tcW w:type="dxa" w:w="1560"/>
+          </w:tcPr>
+          <w:p>
+            <w:r>
+              <w:t>amount</w:t>
+            </w:r>
+          </w:p>
+        </w:tc>
+        <w:tc>
+          <w:tcPr>
+            <w:tcW w:type="dxa" w:w="1560"/>
+          </w:tcPr>
+          <w:p>
+            <w:r>
+              <w:t>amt</w:t>
+            </w:r>
+          </w:p>
+        </w:tc>
+        <w:tc>
+          <w:tcPr>
+            <w:tcW w:type="dxa" w:w="1560"/>
+          </w:tcPr>
+          <w:p>
+            <w:r/>
+          </w:p>
+        </w:tc>
+        <w:tc>
+          <w:tcPr>
+            <w:tcW w:type="dxa" w:w="1560"/>
+          </w:tcPr>
+          <w:p>
+            <w:r/>
+          </w:p>
+        </w:tc>
+        <w:tc>
+          <w:tcPr>
+            <w:tcW w:type="dxa" w:w="1560"/>
+          </w:tcPr>
+          <w:p>
+            <w:r>
+              <w:t>sts</w:t>
+            </w:r>
+          </w:p>
+        </w:tc>
+        <w:tc>
+          <w:tcPr>
+            <w:tcW w:type="dxa" w:w="1560"/>
+          </w:tcPr>
+          <w:p>
+            <w:r>
+              <w:t>상태 / VARCHAR(n)</w:t>
+            </w:r>
+          </w:p>
+        </w:tc>
+      </w:tr>
+      <w:tr>
+        <w:tc>
+          <w:tcPr>
+            <w:tcW w:type="dxa" w:w="1560"/>
+          </w:tcPr>
+          <w:p>
+            <w:r/>
+          </w:p>
+        </w:tc>
+        <w:tc>
+          <w:tcPr>
+            <w:tcW w:type="dxa" w:w="1560"/>
+          </w:tcPr>
+          <w:p>
+            <w:r/>
+          </w:p>
+        </w:tc>
+        <w:tc>
+          <w:tcPr>
+            <w:tcW w:type="dxa" w:w="1560"/>
+          </w:tcPr>
+          <w:p>
+            <w:r/>
+          </w:p>
+        </w:tc>
+        <w:tc>
+          <w:tcPr>
+            <w:tcW w:type="dxa" w:w="1560"/>
+          </w:tcPr>
+          <w:p>
+            <w:r/>
+          </w:p>
+        </w:tc>
+        <w:tc>
+          <w:tcPr>
+            <w:tcW w:type="dxa" w:w="1560"/>
+          </w:tcPr>
+          <w:p>
+            <w:r>
+              <w:t>emoji</w:t>
+            </w:r>
+          </w:p>
+        </w:tc>
+        <w:tc>
+          <w:tcPr>
+            <w:tcW w:type="dxa" w:w="1560"/>
+          </w:tcPr>
+          <w:p>
+            <w:r>
+              <w:t>이모지 / TEXT</w:t>
+            </w:r>
+          </w:p>
+        </w:tc>
+      </w:tr>
+      <w:tr>
+        <w:tc>
+          <w:tcPr>
+            <w:tcW w:type="dxa" w:w="1560"/>
+          </w:tcPr>
+          <w:p>
+            <w:r/>
+          </w:p>
+        </w:tc>
+        <w:tc>
+          <w:tcPr>
+            <w:tcW w:type="dxa" w:w="1560"/>
+          </w:tcPr>
+          <w:p>
+            <w:r/>
+          </w:p>
+        </w:tc>
+        <w:tc>
+          <w:tcPr>
+            <w:tcW w:type="dxa" w:w="1560"/>
+          </w:tcPr>
+          <w:p>
+            <w:r/>
+          </w:p>
+        </w:tc>
+        <w:tc>
+          <w:tcPr>
+            <w:tcW w:type="dxa" w:w="1560"/>
+          </w:tcPr>
+          <w:p>
+            <w:r/>
+          </w:p>
+        </w:tc>
+        <w:tc>
+          <w:tcPr>
+            <w:tcW w:type="dxa" w:w="1560"/>
+          </w:tcPr>
+          <w:p>
+            <w:r>
+              <w:t>tag</w:t>
+            </w:r>
+          </w:p>
+        </w:tc>
+        <w:tc>
+          <w:tcPr>
+            <w:tcW w:type="dxa" w:w="1560"/>
+          </w:tcPr>
+          <w:p>
+            <w:r>
+              <w:t>태그 / TEXT</w:t>
+            </w:r>
+          </w:p>
+        </w:tc>
+      </w:tr>
+    </w:tbl>
+    <w:p/>
+    <w:p>
+      <w:pPr>
+        <w:pStyle w:val="Heading2"/>
+      </w:pPr>
+      <w:r>
+        <w:t>게이트 반영 추가 [보완 2026-10-14]</w:t>
+      </w:r>
+    </w:p>
+    <w:p>
+      <w:r>
+        <w:t>6.1 도메인 그룹별 수식어 명명 예 — 날짜: 고객상품반품일시·대출연체일자, 내용: 배송요청내용, 명: 주문고객명, 번호: 고객연체대출번호, 수: 주문상품수, 율: 계약펀드율. 주체·대상·행위 순서는 그룹과 관계없이 같다. (출처: 명명규칙-속성 3/8·5/8)</w:t>
+      </w:r>
+    </w:p>
+    <w:p>
+      <w:r>
+        <w:t>7.3 '전체' 코드값 보충: 업무상 꼭 필요하면 DA와 협의한다. (출처: 구 데이터표준화지침서 6.7)</w:t>
+      </w:r>
+    </w:p>
+    <w:p>
+      <w:r>
+        <w:t>출처 참조 경로: 이 문서 보완 절이 인용하는 10_modeler_gap·10_quality_gap·10_standards_gap 과 02 조정표는 누락 검토 보고서 docs/da/reports/2026-10-14_표준재정의_누락검토.md 와 잡 디렉토리 docs/da/_workspace/20261014_표준재정의누락검토/ 에 있다. 잡 디렉토리가 정리되면 보고서가 정본이다.</w:t>
+      </w:r>
+    </w:p>
+    <w:p>
+      <w:pPr>
+        <w:pStyle w:val="Heading2"/>
+      </w:pPr>
+      <w:r>
+        <w:t>공통표준 대조 — 정렬 순서 용어 [보완 2026-10-14]</w:t>
+      </w:r>
+    </w:p>
+    <w:p>
+      <w:r>
+        <w:t>8.5 '정렬 순서 컬럼' 행의 [확인중] 조회 결과: 행정안전부 공공데이터 공통표준용어(2025-11-01판, docs/da/references/02.03 CSV)에 '정렬순서' = SORT_SEQ(순서N10, 6차 2023-11), '표시순서' = INDCT_SEQ, '메뉴정렬순서' = MENU_SORT_SEQ, '공통코드정렬순서' = COM_CD_SORT_SEQ 가 등재돼 있고 공통표준단어에 '정렬' = SORT 가 있다. 공통표준이 순서 도메인을 SEQ 로 쓰므로 이 프로젝트의 sort_seq(정본 v2.3)는 공통표준 우선 원칙(2장)과 일치한다 — 선택지 ① 확정 근거. '~순서번호'(구 지침 5.4)는 기관표준 세부 규칙이며 공통표준 항목이 있으면 공통표준이 우선한다. (출처: 02.03 공공데이터 공통표준용어 CSV, 데이터표준규칙 §1-2 v2.3, 10_standards_gap C11)</w:t>
+      </w:r>
+    </w:p>
+    <w:p>
+      <w:pPr>
+        <w:pStyle w:val="Heading2"/>
+      </w:pPr>
+      <w:r>
+        <w:t>7.3 코드값 부여 방식 — 결정 범위 정정 [보완 2026-10-14]</w:t>
+      </w:r>
+    </w:p>
+    <w:p>
+      <w:r>
+        <w:t>'4~7장 보완' 7.3 의 "명칭형(DONE·CHARGE·PICAFE)을 허용한다"는 확정이 아니다. CLAUDE.md 가 뒷받침하는 범위는 기존 코드값의 원형 유지(prod_ctgr_cd='PICAFE' 등, 결제 memo 호환)까지이며, 신규 코드의 명칭형 허용 여부는 [확인중 : 마스터]. 확정 전 신규 코드는 구 6.6(순차형·계층형)과 명칭형 중 어느 쪽도 단정하지 않고 DA 승인으로 건별 결정한다. (출처: CLAUDE.md 공식 브랜드 표기 절, 구 데이터표준화지침서 6.6, 10_standards_gap SC08)</w:t>
+      </w:r>
     </w:p>
     <w:sectPr>
       <w:pgSz w:w="12240" w:h="15840"/>
